--- a/swh/docx/003.content.docx
+++ b/swh/docx/003.content.docx
@@ -150,26 +150,6 @@
           <w:lang w:val="sw_KE" w:bidi="sw_KE"/>
         </w:rPr>
         <w:t>A</w:t>
-      </w:r>
-      <w:r>
-        <w:rPr>
-          <w:lang w:val="sw_KE" w:bidi="sw_KE"/>
-        </w:rPr>
-      </w:r>
-    </w:p>
-    <w:p>
-      <w:pPr/>
-      <w:r>
-        <w:rPr>
-          <w:lang w:val="sw_KE" w:bidi="sw_KE"/>
-        </w:rPr>
-      </w:r>
-      <w:r>
-        <w:rPr>
-          <w:i/>
-          <w:lang w:val="sw_KE" w:bidi="sw_KE"/>
-        </w:rPr>
-        <w:t>Adhabu ya haki, Agano Jipya, Agano Jipya la Mungu, Agano la Mungu na Abrahamu, Agano la Mungu na Daudi, Agano la Mungu na Noa, Agano la Mungu na Wafalme wa Israeli, Agano Lililovunjika, Agano za Mungu, Ahadi ya Kutoka kwa Pili, Ahadi ya Maisha Mapya, Ahadi ya Mungu kwa Watu Wake, Ahadi ya Nasaba, Ardhi</w:t>
       </w:r>
       <w:r>
         <w:rPr>

--- a/swh/docx/003.content.docx
+++ b/swh/docx/003.content.docx
@@ -19,7 +19,7 @@
         <w:rPr>
           <w:lang w:val="sw_KE" w:bidi="sw_KE"/>
         </w:rPr>
-        <w:t>Resource: Study Notes - Themes (Tyndale)</w:t>
+        <w:t>Resource: Tyndale Open Study Notes</w:t>
       </w:r>
       <w:r>
         <w:rPr>
@@ -112,7 +112,7 @@
         <w:rPr>
           <w:lang w:val="sw_KE" w:bidi="sw_KE"/>
         </w:rPr>
-        <w:t>Study Notes - Themes (Tyndale)</w:t>
+        <w:t>Tyndale Open Study Notes</w:t>
       </w:r>
     </w:p>
     <w:p>

--- a/swh/docx/003.content.docx
+++ b/swh/docx/003.content.docx
@@ -19,7 +19,7 @@
         <w:rPr>
           <w:lang w:val="sw_KE" w:bidi="sw_KE"/>
         </w:rPr>
-        <w:t>Resource: Tyndale Open Study Notes</w:t>
+        <w:t>Resource: Aquifer Open Study Notes (Themes)</w:t>
       </w:r>
       <w:r>
         <w:rPr>
@@ -112,7 +112,7 @@
         <w:rPr>
           <w:lang w:val="sw_KE" w:bidi="sw_KE"/>
         </w:rPr>
-        <w:t>Tyndale Open Study Notes</w:t>
+        <w:t>Aquifer Open Study Notes (Themes)</w:t>
       </w:r>
     </w:p>
     <w:p>

--- a/swh/docx/003.content.docx
+++ b/swh/docx/003.content.docx
@@ -233,54 +233,36 @@
         </w:rPr>
         <w:t>Hadithi ya mnara wa Babeli inaeleza jinsi vizuizi vya lugha vilivyotenganisha mataifa na makundi ya kikabila, na kuwasambaza kijiografia. Baada ya Gharika Kuu, wakati Mungu alipohukumu jamii ya wanadamu wabaya sana, wanadamu waliasi tena kwa kujenga mnara "unaofika mbinguni" (</w:t>
       </w:r>
-      <w:hyperlink r:id="rId13">
-        <w:r>
-          <w:rPr>
-            <w:lang w:val="sw_KE" w:bidi="sw_KE"/>
-          </w:rPr>
-          <w:rPr>
-            <w:color w:val="0000EE"/>
-            <w:u w:val="single"/>
-          </w:rPr>
-          <w:t>Mwanzo 11:4</w:t>
-        </w:r>
-      </w:hyperlink>
+      <w:r>
+        <w:rPr>
+          <w:lang w:val="sw_KE" w:bidi="sw_KE"/>
+        </w:rPr>
+        <w:t>Mwanzo 11:4</w:t>
+      </w:r>
       <w:r>
         <w:rPr>
           <w:lang w:val="sw_KE" w:bidi="sw_KE"/>
         </w:rPr>
         <w:t>). Badala ya kumwabudu Mungu, walitaka kujitukuza na kuungana bila Mungu. Mungu aliona uhuru wao hatari na kiburi ambacho kingeweza kuwarudisha kwenye uovu na uharibifu. Kwa hiyo, Mungu alichukua hatua ya "kuchanganya lugha yao," na "kuwasambaza juu ya uso wa dunia yote" (</w:t>
       </w:r>
-      <w:hyperlink r:id="rId14">
-        <w:r>
-          <w:rPr>
-            <w:lang w:val="sw_KE" w:bidi="sw_KE"/>
-          </w:rPr>
-          <w:rPr>
-            <w:color w:val="0000EE"/>
-            <w:u w:val="single"/>
-          </w:rPr>
-          <w:t>11:7</w:t>
-        </w:r>
-      </w:hyperlink>
+      <w:r>
+        <w:rPr>
+          <w:lang w:val="sw_KE" w:bidi="sw_KE"/>
+        </w:rPr>
+        <w:t>11:7</w:t>
+      </w:r>
       <w:r>
         <w:rPr>
           <w:lang w:val="sw_KE" w:bidi="sw_KE"/>
         </w:rPr>
         <w:t xml:space="preserve">, </w:t>
       </w:r>
-      <w:hyperlink r:id="rId15">
-        <w:r>
-          <w:rPr>
-            <w:lang w:val="sw_KE" w:bidi="sw_KE"/>
-          </w:rPr>
-          <w:rPr>
-            <w:color w:val="0000EE"/>
-            <w:u w:val="single"/>
-          </w:rPr>
-          <w:t>9</w:t>
-        </w:r>
-      </w:hyperlink>
+      <w:r>
+        <w:rPr>
+          <w:lang w:val="sw_KE" w:bidi="sw_KE"/>
+        </w:rPr>
+        <w:t>9</w:t>
+      </w:r>
       <w:r>
         <w:rPr>
           <w:lang w:val="sw_KE" w:bidi="sw_KE"/>
@@ -301,18 +283,12 @@
         </w:rPr>
         <w:t xml:space="preserve">Babeli inaashiria mwanzo wa tofauti na kutoelewana kati ya watu na mataifa ambao hawawezi kuelewa lugha na tamaduni za kila mmoja. Mgawanyiko huu huanza kubadilika tu kwa kuja kwa Roho Mtakatifu (tazama </w:t>
       </w:r>
-      <w:hyperlink r:id="rId16">
-        <w:r>
-          <w:rPr>
-            <w:lang w:val="sw_KE" w:bidi="sw_KE"/>
-          </w:rPr>
-          <w:rPr>
-            <w:color w:val="0000EE"/>
-            <w:u w:val="single"/>
-          </w:rPr>
-          <w:t>Matendo 2</w:t>
-        </w:r>
-      </w:hyperlink>
+      <w:r>
+        <w:rPr>
+          <w:lang w:val="sw_KE" w:bidi="sw_KE"/>
+        </w:rPr>
+        <w:t>Matendo 2</w:t>
+      </w:r>
       <w:r>
         <w:rPr>
           <w:lang w:val="sw_KE" w:bidi="sw_KE"/>
@@ -333,90 +309,60 @@
         </w:rPr>
         <w:t>Baada ya mataifa kutawanyika Babeli, Mungu alianzisha tena uhusiano Wake na wanadamu kupitia Abrahamu na kizazi chake (</w:t>
       </w:r>
-      <w:hyperlink r:id="rId17">
-        <w:r>
-          <w:rPr>
-            <w:lang w:val="sw_KE" w:bidi="sw_KE"/>
-          </w:rPr>
-          <w:rPr>
-            <w:color w:val="0000EE"/>
-            <w:u w:val="single"/>
-          </w:rPr>
-          <w:t>Mwanzo 12:1–9</w:t>
-        </w:r>
-      </w:hyperlink>
+      <w:r>
+        <w:rPr>
+          <w:lang w:val="sw_KE" w:bidi="sw_KE"/>
+        </w:rPr>
+        <w:t>Mwanzo 12:1–9</w:t>
+      </w:r>
       <w:r>
         <w:rPr>
           <w:lang w:val="sw_KE" w:bidi="sw_KE"/>
         </w:rPr>
         <w:t>). Tofauti na watu wa Babeli, Abrahamu alikuwa mwenye haki kwa sababu "alimwamini BWANA." Aliishi kwa imani katika Mungu, si kwa kiburi cha mafanikio yake (</w:t>
       </w:r>
-      <w:hyperlink r:id="rId18">
-        <w:r>
-          <w:rPr>
-            <w:lang w:val="sw_KE" w:bidi="sw_KE"/>
-          </w:rPr>
-          <w:rPr>
-            <w:color w:val="0000EE"/>
-            <w:u w:val="single"/>
-          </w:rPr>
-          <w:t>15:6</w:t>
-        </w:r>
-      </w:hyperlink>
-      <w:r>
-        <w:rPr>
-          <w:lang w:val="sw_KE" w:bidi="sw_KE"/>
-        </w:rPr>
-        <w:t xml:space="preserve">; </w:t>
-      </w:r>
-      <w:hyperlink r:id="rId19">
-        <w:r>
-          <w:rPr>
-            <w:lang w:val="sw_KE" w:bidi="sw_KE"/>
-          </w:rPr>
-          <w:rPr>
-            <w:color w:val="0000EE"/>
-            <w:u w:val="single"/>
-          </w:rPr>
-          <w:t>17:1</w:t>
-        </w:r>
-      </w:hyperlink>
-      <w:r>
-        <w:rPr>
-          <w:lang w:val="sw_KE" w:bidi="sw_KE"/>
-        </w:rPr>
-        <w:t xml:space="preserve">; </w:t>
-      </w:r>
-      <w:hyperlink r:id="rId20">
-        <w:r>
-          <w:rPr>
-            <w:lang w:val="sw_KE" w:bidi="sw_KE"/>
-          </w:rPr>
-          <w:rPr>
-            <w:color w:val="0000EE"/>
-            <w:u w:val="single"/>
-          </w:rPr>
-          <w:t>18:19</w:t>
-        </w:r>
-      </w:hyperlink>
-      <w:r>
-        <w:rPr>
-          <w:lang w:val="sw_KE" w:bidi="sw_KE"/>
-        </w:rPr>
-        <w:t xml:space="preserve">; </w:t>
-      </w:r>
-      <w:hyperlink r:id="rId21">
-        <w:r>
-          <w:rPr>
-            <w:lang w:val="sw_KE" w:bidi="sw_KE"/>
-          </w:rPr>
-          <w:rPr>
-            <w:color w:val="0000EE"/>
-            <w:u w:val="single"/>
-          </w:rPr>
-          <w:t>26:5</w:t>
-        </w:r>
-      </w:hyperlink>
+      <w:r>
+        <w:rPr>
+          <w:lang w:val="sw_KE" w:bidi="sw_KE"/>
+        </w:rPr>
+        <w:t>15:6</w:t>
+      </w:r>
+      <w:r>
+        <w:rPr>
+          <w:lang w:val="sw_KE" w:bidi="sw_KE"/>
+        </w:rPr>
+        <w:t xml:space="preserve">; </w:t>
+      </w:r>
+      <w:r>
+        <w:rPr>
+          <w:lang w:val="sw_KE" w:bidi="sw_KE"/>
+        </w:rPr>
+        <w:t>17:1</w:t>
+      </w:r>
+      <w:r>
+        <w:rPr>
+          <w:lang w:val="sw_KE" w:bidi="sw_KE"/>
+        </w:rPr>
+        <w:t xml:space="preserve">; </w:t>
+      </w:r>
+      <w:r>
+        <w:rPr>
+          <w:lang w:val="sw_KE" w:bidi="sw_KE"/>
+        </w:rPr>
+        <w:t>18:19</w:t>
+      </w:r>
+      <w:r>
+        <w:rPr>
+          <w:lang w:val="sw_KE" w:bidi="sw_KE"/>
+        </w:rPr>
+        <w:t xml:space="preserve">; </w:t>
+      </w:r>
+      <w:r>
+        <w:rPr>
+          <w:lang w:val="sw_KE" w:bidi="sw_KE"/>
+        </w:rPr>
+        <w:t>26:5</w:t>
+      </w:r>
       <w:r>
         <w:rPr>
           <w:lang w:val="sw_KE" w:bidi="sw_KE"/>
@@ -446,18 +392,12 @@
           <w:lang w:val="sw_KE" w:bidi="sw_KE"/>
         </w:rPr>
       </w:r>
-      <w:hyperlink r:id="rId22">
-        <w:r>
-          <w:rPr>
-            <w:lang w:val="sw_KE" w:bidi="sw_KE"/>
-          </w:rPr>
-          <w:rPr>
-            <w:color w:val="0000EE"/>
-            <w:u w:val="single"/>
-          </w:rPr>
-          <w:t>Mwanzo 11:1–9</w:t>
-        </w:r>
-      </w:hyperlink>
+      <w:r>
+        <w:rPr>
+          <w:lang w:val="sw_KE" w:bidi="sw_KE"/>
+        </w:rPr>
+        <w:t>Mwanzo 11:1–9</w:t>
+      </w:r>
       <w:r>
         <w:rPr>
           <w:lang w:val="sw_KE" w:bidi="sw_KE"/>
@@ -506,72 +446,48 @@
         </w:rPr>
         <w:t>Kabla ya mzee Yakobo kufa, aliwabariki kila mmoja wa wanawe na wana wa Yosefu (</w:t>
       </w:r>
-      <w:hyperlink r:id="rId23">
-        <w:r>
-          <w:rPr>
-            <w:lang w:val="sw_KE" w:bidi="sw_KE"/>
-          </w:rPr>
-          <w:rPr>
-            <w:color w:val="0000EE"/>
-            <w:u w:val="single"/>
-          </w:rPr>
-          <w:t>Mwanzo 49:1–28</w:t>
-        </w:r>
-      </w:hyperlink>
-      <w:r>
-        <w:rPr>
-          <w:lang w:val="sw_KE" w:bidi="sw_KE"/>
-        </w:rPr>
-        <w:t xml:space="preserve">; </w:t>
-      </w:r>
-      <w:hyperlink r:id="rId24">
-        <w:r>
-          <w:rPr>
-            <w:lang w:val="sw_KE" w:bidi="sw_KE"/>
-          </w:rPr>
-          <w:rPr>
-            <w:color w:val="0000EE"/>
-            <w:u w:val="single"/>
-          </w:rPr>
-          <w:t>48:3–20</w:t>
-        </w:r>
-      </w:hyperlink>
+      <w:r>
+        <w:rPr>
+          <w:lang w:val="sw_KE" w:bidi="sw_KE"/>
+        </w:rPr>
+        <w:t>Mwanzo 49:1–28</w:t>
+      </w:r>
+      <w:r>
+        <w:rPr>
+          <w:lang w:val="sw_KE" w:bidi="sw_KE"/>
+        </w:rPr>
+        <w:t xml:space="preserve">; </w:t>
+      </w:r>
+      <w:r>
+        <w:rPr>
+          <w:lang w:val="sw_KE" w:bidi="sw_KE"/>
+        </w:rPr>
+        <w:t>48:3–20</w:t>
+      </w:r>
       <w:r>
         <w:rPr>
           <w:lang w:val="sw_KE" w:bidi="sw_KE"/>
         </w:rPr>
         <w:t>). Hivi ndivyo pia Baba yake Isaka alivyombariki (</w:t>
       </w:r>
-      <w:hyperlink r:id="rId25">
-        <w:r>
-          <w:rPr>
-            <w:lang w:val="sw_KE" w:bidi="sw_KE"/>
-          </w:rPr>
-          <w:rPr>
-            <w:color w:val="0000EE"/>
-            <w:u w:val="single"/>
-          </w:rPr>
-          <w:t>27:27–29</w:t>
-        </w:r>
-      </w:hyperlink>
+      <w:r>
+        <w:rPr>
+          <w:lang w:val="sw_KE" w:bidi="sw_KE"/>
+        </w:rPr>
+        <w:t>27:27–29</w:t>
+      </w:r>
       <w:r>
         <w:rPr>
           <w:lang w:val="sw_KE" w:bidi="sw_KE"/>
         </w:rPr>
         <w:t>). Baraka huleta, huboresha, na huimarisha maisha, wakati laana inadhuru (</w:t>
       </w:r>
-      <w:hyperlink r:id="rId26">
-        <w:r>
-          <w:rPr>
-            <w:lang w:val="sw_KE" w:bidi="sw_KE"/>
-          </w:rPr>
-          <w:rPr>
-            <w:color w:val="0000EE"/>
-            <w:u w:val="single"/>
-          </w:rPr>
-          <w:t>Mambo ya Walawi 26:14–39</w:t>
-        </w:r>
-      </w:hyperlink>
+      <w:r>
+        <w:rPr>
+          <w:lang w:val="sw_KE" w:bidi="sw_KE"/>
+        </w:rPr>
+        <w:t>Mambo ya Walawi 26:14–39</w:t>
+      </w:r>
       <w:r>
         <w:rPr>
           <w:lang w:val="sw_KE" w:bidi="sw_KE"/>
@@ -592,36 +508,24 @@
         </w:rPr>
         <w:t>Baraka ni muhimu katika mahusiano ya agano kwa sababu zinaongoza na kuhamasisha watu kufuata sheria za agano (</w:t>
       </w:r>
-      <w:hyperlink r:id="rId27">
-        <w:r>
-          <w:rPr>
-            <w:lang w:val="sw_KE" w:bidi="sw_KE"/>
-          </w:rPr>
-          <w:rPr>
-            <w:color w:val="0000EE"/>
-            <w:u w:val="single"/>
-          </w:rPr>
-          <w:t>Mambo ya Walawi 26:3–13</w:t>
-        </w:r>
-      </w:hyperlink>
+      <w:r>
+        <w:rPr>
+          <w:lang w:val="sw_KE" w:bidi="sw_KE"/>
+        </w:rPr>
+        <w:t>Mambo ya Walawi 26:3–13</w:t>
+      </w:r>
       <w:r>
         <w:rPr>
           <w:lang w:val="sw_KE" w:bidi="sw_KE"/>
         </w:rPr>
         <w:t xml:space="preserve">). Utii huleta baraka, wakati uasi husababisha laana (tazama </w:t>
       </w:r>
-      <w:hyperlink r:id="rId28">
-        <w:r>
-          <w:rPr>
-            <w:lang w:val="sw_KE" w:bidi="sw_KE"/>
-          </w:rPr>
-          <w:rPr>
-            <w:color w:val="0000EE"/>
-            <w:u w:val="single"/>
-          </w:rPr>
-          <w:t>Kumbukumbu la Torati 28</w:t>
-        </w:r>
-      </w:hyperlink>
+      <w:r>
+        <w:rPr>
+          <w:lang w:val="sw_KE" w:bidi="sw_KE"/>
+        </w:rPr>
+        <w:t>Kumbukumbu la Torati 28</w:t>
+      </w:r>
       <w:r>
         <w:rPr>
           <w:lang w:val="sw_KE" w:bidi="sw_KE"/>
@@ -642,234 +546,156 @@
         </w:rPr>
         <w:t>Eneo la kwanza la baraka ni uumbaji. Mungu, kama Muumba, anatoa baraka kwa wanyama na wanadamu (</w:t>
       </w:r>
-      <w:hyperlink r:id="rId29">
-        <w:r>
-          <w:rPr>
-            <w:lang w:val="sw_KE" w:bidi="sw_KE"/>
-          </w:rPr>
-          <w:rPr>
-            <w:color w:val="0000EE"/>
-            <w:u w:val="single"/>
-          </w:rPr>
-          <w:t>Mwanzo 1:22</w:t>
-        </w:r>
-      </w:hyperlink>
-      <w:r>
-        <w:rPr>
-          <w:lang w:val="sw_KE" w:bidi="sw_KE"/>
-        </w:rPr>
-        <w:t xml:space="preserve">; </w:t>
-      </w:r>
-      <w:hyperlink r:id="rId30">
-        <w:r>
-          <w:rPr>
-            <w:lang w:val="sw_KE" w:bidi="sw_KE"/>
-          </w:rPr>
-          <w:rPr>
-            <w:color w:val="0000EE"/>
-            <w:u w:val="single"/>
-          </w:rPr>
-          <w:t>1:28</w:t>
-        </w:r>
-      </w:hyperlink>
+      <w:r>
+        <w:rPr>
+          <w:lang w:val="sw_KE" w:bidi="sw_KE"/>
+        </w:rPr>
+        <w:t>Mwanzo 1:22</w:t>
+      </w:r>
+      <w:r>
+        <w:rPr>
+          <w:lang w:val="sw_KE" w:bidi="sw_KE"/>
+        </w:rPr>
+        <w:t xml:space="preserve">; </w:t>
+      </w:r>
+      <w:r>
+        <w:rPr>
+          <w:lang w:val="sw_KE" w:bidi="sw_KE"/>
+        </w:rPr>
+        <w:t>1:28</w:t>
+      </w:r>
       <w:r>
         <w:rPr>
           <w:lang w:val="sw_KE" w:bidi="sw_KE"/>
         </w:rPr>
         <w:t xml:space="preserve">; tazama </w:t>
       </w:r>
-      <w:hyperlink r:id="rId31">
-        <w:r>
-          <w:rPr>
-            <w:lang w:val="sw_KE" w:bidi="sw_KE"/>
-          </w:rPr>
-          <w:rPr>
-            <w:color w:val="0000EE"/>
-            <w:u w:val="single"/>
-          </w:rPr>
-          <w:t>Zaburi 104</w:t>
-        </w:r>
-      </w:hyperlink>
-      <w:r>
-        <w:rPr>
-          <w:lang w:val="sw_KE" w:bidi="sw_KE"/>
-        </w:rPr>
-        <w:t xml:space="preserve">; </w:t>
-      </w:r>
-      <w:hyperlink r:id="rId32">
-        <w:r>
-          <w:rPr>
-            <w:lang w:val="sw_KE" w:bidi="sw_KE"/>
-          </w:rPr>
-          <w:rPr>
-            <w:color w:val="0000EE"/>
-            <w:u w:val="single"/>
-          </w:rPr>
-          <w:t>128:3–4</w:t>
-        </w:r>
-      </w:hyperlink>
+      <w:r>
+        <w:rPr>
+          <w:lang w:val="sw_KE" w:bidi="sw_KE"/>
+        </w:rPr>
+        <w:t>Zaburi 104</w:t>
+      </w:r>
+      <w:r>
+        <w:rPr>
+          <w:lang w:val="sw_KE" w:bidi="sw_KE"/>
+        </w:rPr>
+        <w:t xml:space="preserve">; </w:t>
+      </w:r>
+      <w:r>
+        <w:rPr>
+          <w:lang w:val="sw_KE" w:bidi="sw_KE"/>
+        </w:rPr>
+        <w:t>128:3–4</w:t>
+      </w:r>
       <w:r>
         <w:rPr>
           <w:lang w:val="sw_KE" w:bidi="sw_KE"/>
         </w:rPr>
         <w:t>). Mungu pia hutumia wanadamu kutoa baraka za kiungu. Mungu alimchagua Abrahamu ili abariki mataifa (</w:t>
       </w:r>
-      <w:hyperlink r:id="rId33">
-        <w:r>
-          <w:rPr>
-            <w:lang w:val="sw_KE" w:bidi="sw_KE"/>
-          </w:rPr>
-          <w:rPr>
-            <w:color w:val="0000EE"/>
-            <w:u w:val="single"/>
-          </w:rPr>
-          <w:t>Mwanzo 12:2–3</w:t>
-        </w:r>
-      </w:hyperlink>
+      <w:r>
+        <w:rPr>
+          <w:lang w:val="sw_KE" w:bidi="sw_KE"/>
+        </w:rPr>
+        <w:t>Mwanzo 12:2–3</w:t>
+      </w:r>
       <w:r>
         <w:rPr>
           <w:lang w:val="sw_KE" w:bidi="sw_KE"/>
         </w:rPr>
         <w:t>). Mungu anaunga mkono na kutakasa familia, serikali, na dini kupitia baraka (</w:t>
       </w:r>
-      <w:hyperlink r:id="rId25">
-        <w:r>
-          <w:rPr>
-            <w:lang w:val="sw_KE" w:bidi="sw_KE"/>
-          </w:rPr>
-          <w:rPr>
-            <w:color w:val="0000EE"/>
-            <w:u w:val="single"/>
-          </w:rPr>
-          <w:t>27:27–29</w:t>
-        </w:r>
-      </w:hyperlink>
-      <w:r>
-        <w:rPr>
-          <w:lang w:val="sw_KE" w:bidi="sw_KE"/>
-        </w:rPr>
-        <w:t xml:space="preserve">; </w:t>
-      </w:r>
-      <w:hyperlink r:id="rId34">
-        <w:r>
-          <w:rPr>
-            <w:lang w:val="sw_KE" w:bidi="sw_KE"/>
-          </w:rPr>
-          <w:rPr>
-            <w:color w:val="0000EE"/>
-            <w:u w:val="single"/>
-          </w:rPr>
-          <w:t>14:19</w:t>
-        </w:r>
-      </w:hyperlink>
-      <w:r>
-        <w:rPr>
-          <w:lang w:val="sw_KE" w:bidi="sw_KE"/>
-        </w:rPr>
-        <w:t xml:space="preserve">; </w:t>
-      </w:r>
-      <w:hyperlink r:id="rId35">
-        <w:r>
-          <w:rPr>
-            <w:lang w:val="sw_KE" w:bidi="sw_KE"/>
-          </w:rPr>
-          <w:rPr>
-            <w:color w:val="0000EE"/>
-            <w:u w:val="single"/>
-          </w:rPr>
-          <w:t>1 Wafalme 8:14</w:t>
-        </w:r>
-      </w:hyperlink>
+      <w:r>
+        <w:rPr>
+          <w:lang w:val="sw_KE" w:bidi="sw_KE"/>
+        </w:rPr>
+        <w:t>27:27–29</w:t>
+      </w:r>
+      <w:r>
+        <w:rPr>
+          <w:lang w:val="sw_KE" w:bidi="sw_KE"/>
+        </w:rPr>
+        <w:t xml:space="preserve">; </w:t>
+      </w:r>
+      <w:r>
+        <w:rPr>
+          <w:lang w:val="sw_KE" w:bidi="sw_KE"/>
+        </w:rPr>
+        <w:t>14:19</w:t>
+      </w:r>
+      <w:r>
+        <w:rPr>
+          <w:lang w:val="sw_KE" w:bidi="sw_KE"/>
+        </w:rPr>
+        <w:t xml:space="preserve">; </w:t>
+      </w:r>
+      <w:r>
+        <w:rPr>
+          <w:lang w:val="sw_KE" w:bidi="sw_KE"/>
+        </w:rPr>
+        <w:t>1 Wafalme 8:14</w:t>
+      </w:r>
       <w:r>
         <w:rPr>
           <w:lang w:val="sw_KE" w:bidi="sw_KE"/>
         </w:rPr>
         <w:t xml:space="preserve">, </w:t>
       </w:r>
-      <w:hyperlink r:id="rId36">
-        <w:r>
-          <w:rPr>
-            <w:lang w:val="sw_KE" w:bidi="sw_KE"/>
-          </w:rPr>
-          <w:rPr>
-            <w:color w:val="0000EE"/>
-            <w:u w:val="single"/>
-          </w:rPr>
-          <w:t>52</w:t>
-        </w:r>
-      </w:hyperlink>
+      <w:r>
+        <w:rPr>
+          <w:lang w:val="sw_KE" w:bidi="sw_KE"/>
+        </w:rPr>
+        <w:t>52</w:t>
+      </w:r>
       <w:r>
         <w:rPr>
           <w:lang w:val="sw_KE" w:bidi="sw_KE"/>
         </w:rPr>
         <w:t xml:space="preserve">, </w:t>
       </w:r>
-      <w:hyperlink r:id="rId37">
-        <w:r>
-          <w:rPr>
-            <w:lang w:val="sw_KE" w:bidi="sw_KE"/>
-          </w:rPr>
-          <w:rPr>
-            <w:color w:val="0000EE"/>
-            <w:u w:val="single"/>
-          </w:rPr>
-          <w:t>66</w:t>
-        </w:r>
-      </w:hyperlink>
-      <w:r>
-        <w:rPr>
-          <w:lang w:val="sw_KE" w:bidi="sw_KE"/>
-        </w:rPr>
-        <w:t xml:space="preserve">; </w:t>
-      </w:r>
-      <w:hyperlink r:id="rId38">
-        <w:r>
-          <w:rPr>
-            <w:lang w:val="sw_KE" w:bidi="sw_KE"/>
-          </w:rPr>
-          <w:rPr>
-            <w:color w:val="0000EE"/>
-            <w:u w:val="single"/>
-          </w:rPr>
-          <w:t>Mambo ya Walawi 9:22</w:t>
-        </w:r>
-      </w:hyperlink>
+      <w:r>
+        <w:rPr>
+          <w:lang w:val="sw_KE" w:bidi="sw_KE"/>
+        </w:rPr>
+        <w:t>66</w:t>
+      </w:r>
+      <w:r>
+        <w:rPr>
+          <w:lang w:val="sw_KE" w:bidi="sw_KE"/>
+        </w:rPr>
+        <w:t xml:space="preserve">; </w:t>
+      </w:r>
+      <w:r>
+        <w:rPr>
+          <w:lang w:val="sw_KE" w:bidi="sw_KE"/>
+        </w:rPr>
+        <w:t>Mambo ya Walawi 9:22</w:t>
+      </w:r>
       <w:r>
         <w:rPr>
           <w:lang w:val="sw_KE" w:bidi="sw_KE"/>
         </w:rPr>
         <w:t>). Makuhani wa Israeli walipitisha baraka za Mungu kwa Israeli (</w:t>
       </w:r>
-      <w:hyperlink r:id="rId39">
-        <w:r>
-          <w:rPr>
-            <w:lang w:val="sw_KE" w:bidi="sw_KE"/>
-          </w:rPr>
-          <w:rPr>
-            <w:color w:val="0000EE"/>
-            <w:u w:val="single"/>
-          </w:rPr>
-          <w:t>Hesabu 6:24–26</w:t>
-        </w:r>
-      </w:hyperlink>
-      <w:r>
-        <w:rPr>
-          <w:lang w:val="sw_KE" w:bidi="sw_KE"/>
-        </w:rPr>
-        <w:t xml:space="preserve">; </w:t>
-      </w:r>
-      <w:hyperlink r:id="rId40">
-        <w:r>
-          <w:rPr>
-            <w:lang w:val="sw_KE" w:bidi="sw_KE"/>
-          </w:rPr>
-          <w:rPr>
-            <w:color w:val="0000EE"/>
-            <w:u w:val="single"/>
-          </w:rPr>
-          <w:t>Kumbukumbu la Torati 10:8</w:t>
-        </w:r>
-      </w:hyperlink>
+      <w:r>
+        <w:rPr>
+          <w:lang w:val="sw_KE" w:bidi="sw_KE"/>
+        </w:rPr>
+        <w:t>Hesabu 6:24–26</w:t>
+      </w:r>
+      <w:r>
+        <w:rPr>
+          <w:lang w:val="sw_KE" w:bidi="sw_KE"/>
+        </w:rPr>
+        <w:t xml:space="preserve">; </w:t>
+      </w:r>
+      <w:r>
+        <w:rPr>
+          <w:lang w:val="sw_KE" w:bidi="sw_KE"/>
+        </w:rPr>
+        <w:t>Kumbukumbu la Torati 10:8</w:t>
+      </w:r>
       <w:r>
         <w:rPr>
           <w:lang w:val="sw_KE" w:bidi="sw_KE"/>
@@ -912,36 +738,24 @@
         </w:rPr>
         <w:t>Kikundi kikubwa kinatoa kwa kikundi kidogo (</w:t>
       </w:r>
-      <w:hyperlink r:id="rId41">
-        <w:r>
-          <w:rPr>
-            <w:lang w:val="sw_KE" w:bidi="sw_KE"/>
-          </w:rPr>
-          <w:rPr>
-            <w:color w:val="0000EE"/>
-            <w:u w:val="single"/>
-          </w:rPr>
-          <w:t>Mwanzo 32:26</w:t>
-        </w:r>
-      </w:hyperlink>
-      <w:r>
-        <w:rPr>
-          <w:lang w:val="sw_KE" w:bidi="sw_KE"/>
-        </w:rPr>
-        <w:t xml:space="preserve">; </w:t>
-      </w:r>
-      <w:hyperlink r:id="rId42">
-        <w:r>
-          <w:rPr>
-            <w:lang w:val="sw_KE" w:bidi="sw_KE"/>
-          </w:rPr>
-          <w:rPr>
-            <w:color w:val="0000EE"/>
-            <w:u w:val="single"/>
-          </w:rPr>
-          <w:t>Waebrania 7:6–7</w:t>
-        </w:r>
-      </w:hyperlink>
+      <w:r>
+        <w:rPr>
+          <w:lang w:val="sw_KE" w:bidi="sw_KE"/>
+        </w:rPr>
+        <w:t>Mwanzo 32:26</w:t>
+      </w:r>
+      <w:r>
+        <w:rPr>
+          <w:lang w:val="sw_KE" w:bidi="sw_KE"/>
+        </w:rPr>
+        <w:t xml:space="preserve">; </w:t>
+      </w:r>
+      <w:r>
+        <w:rPr>
+          <w:lang w:val="sw_KE" w:bidi="sw_KE"/>
+        </w:rPr>
+        <w:t>Waebrania 7:6–7</w:t>
+      </w:r>
       <w:r>
         <w:rPr>
           <w:lang w:val="sw_KE" w:bidi="sw_KE"/>
@@ -966,18 +780,12 @@
         </w:rPr>
         <w:t>Wanaonyesha upendeleo, wakileta ustawi na mafanikio (</w:t>
       </w:r>
-      <w:hyperlink r:id="rId43">
-        <w:r>
-          <w:rPr>
-            <w:lang w:val="sw_KE" w:bidi="sw_KE"/>
-          </w:rPr>
-          <w:rPr>
-            <w:color w:val="0000EE"/>
-            <w:u w:val="single"/>
-          </w:rPr>
-          <w:t>Kumbukumbu la Torati 28:3–7</w:t>
-        </w:r>
-      </w:hyperlink>
+      <w:r>
+        <w:rPr>
+          <w:lang w:val="sw_KE" w:bidi="sw_KE"/>
+        </w:rPr>
+        <w:t>Kumbukumbu la Torati 28:3–7</w:t>
+      </w:r>
       <w:r>
         <w:rPr>
           <w:lang w:val="sw_KE" w:bidi="sw_KE"/>
@@ -1002,36 +810,24 @@
         </w:rPr>
         <w:t>Wanajua kwamba nguvu zote na baraka zinatoka kwa Muumba. Upendo wa Mungu ndio chanzo cha baraka zote (</w:t>
       </w:r>
-      <w:hyperlink r:id="rId44">
-        <w:r>
-          <w:rPr>
-            <w:lang w:val="sw_KE" w:bidi="sw_KE"/>
-          </w:rPr>
-          <w:rPr>
-            <w:color w:val="0000EE"/>
-            <w:u w:val="single"/>
-          </w:rPr>
-          <w:t>Kumbukumbu la Torati 7:7–8</w:t>
-        </w:r>
-      </w:hyperlink>
+      <w:r>
+        <w:rPr>
+          <w:lang w:val="sw_KE" w:bidi="sw_KE"/>
+        </w:rPr>
+        <w:t>Kumbukumbu la Torati 7:7–8</w:t>
+      </w:r>
       <w:r>
         <w:rPr>
           <w:lang w:val="sw_KE" w:bidi="sw_KE"/>
         </w:rPr>
         <w:t xml:space="preserve">, </w:t>
       </w:r>
-      <w:hyperlink r:id="rId45">
-        <w:r>
-          <w:rPr>
-            <w:lang w:val="sw_KE" w:bidi="sw_KE"/>
-          </w:rPr>
-          <w:rPr>
-            <w:color w:val="0000EE"/>
-            <w:u w:val="single"/>
-          </w:rPr>
-          <w:t>12–15</w:t>
-        </w:r>
-      </w:hyperlink>
+      <w:r>
+        <w:rPr>
+          <w:lang w:val="sw_KE" w:bidi="sw_KE"/>
+        </w:rPr>
+        <w:t>12–15</w:t>
+      </w:r>
       <w:r>
         <w:rPr>
           <w:lang w:val="sw_KE" w:bidi="sw_KE"/>
@@ -1066,216 +862,144 @@
         </w:rPr>
         <w:t>Kwenye Agano Jipya, baraka zinazingatia zaidi masuala ya kiroho kuliko yale ya kimwili. Zinahamia kutoka taifa la Waisraeli kwenda kwa kanisa na kutoka kwa muda mfupi hadi wa milele (</w:t>
       </w:r>
-      <w:hyperlink r:id="rId46">
-        <w:r>
-          <w:rPr>
-            <w:lang w:val="sw_KE" w:bidi="sw_KE"/>
-          </w:rPr>
-          <w:rPr>
-            <w:color w:val="0000EE"/>
-            <w:u w:val="single"/>
-          </w:rPr>
-          <w:t>Mathayo 6:25</w:t>
-        </w:r>
-      </w:hyperlink>
-      <w:r>
-        <w:rPr>
-          <w:lang w:val="sw_KE" w:bidi="sw_KE"/>
-        </w:rPr>
-        <w:t xml:space="preserve">; </w:t>
-      </w:r>
-      <w:hyperlink r:id="rId47">
-        <w:r>
-          <w:rPr>
-            <w:lang w:val="sw_KE" w:bidi="sw_KE"/>
-          </w:rPr>
-          <w:rPr>
-            <w:color w:val="0000EE"/>
-            <w:u w:val="single"/>
-          </w:rPr>
-          <w:t>Waefeso 1:3</w:t>
-        </w:r>
-      </w:hyperlink>
-      <w:r>
-        <w:rPr>
-          <w:lang w:val="sw_KE" w:bidi="sw_KE"/>
-        </w:rPr>
-        <w:t xml:space="preserve">; </w:t>
-      </w:r>
-      <w:hyperlink r:id="rId48">
-        <w:r>
-          <w:rPr>
-            <w:lang w:val="sw_KE" w:bidi="sw_KE"/>
-          </w:rPr>
-          <w:rPr>
-            <w:color w:val="0000EE"/>
-            <w:u w:val="single"/>
-          </w:rPr>
-          <w:t>1 Petro 3:9</w:t>
-        </w:r>
-      </w:hyperlink>
+      <w:r>
+        <w:rPr>
+          <w:lang w:val="sw_KE" w:bidi="sw_KE"/>
+        </w:rPr>
+        <w:t>Mathayo 6:25</w:t>
+      </w:r>
+      <w:r>
+        <w:rPr>
+          <w:lang w:val="sw_KE" w:bidi="sw_KE"/>
+        </w:rPr>
+        <w:t xml:space="preserve">; </w:t>
+      </w:r>
+      <w:r>
+        <w:rPr>
+          <w:lang w:val="sw_KE" w:bidi="sw_KE"/>
+        </w:rPr>
+        <w:t>Waefeso 1:3</w:t>
+      </w:r>
+      <w:r>
+        <w:rPr>
+          <w:lang w:val="sw_KE" w:bidi="sw_KE"/>
+        </w:rPr>
+        <w:t xml:space="preserve">; </w:t>
+      </w:r>
+      <w:r>
+        <w:rPr>
+          <w:lang w:val="sw_KE" w:bidi="sw_KE"/>
+        </w:rPr>
+        <w:t>1 Petro 3:9</w:t>
+      </w:r>
       <w:r>
         <w:rPr>
           <w:lang w:val="sw_KE" w:bidi="sw_KE"/>
         </w:rPr>
         <w:t>). Kupitia kifo chake, Yesu alichukua matokeo ya laana ya dhambi (</w:t>
       </w:r>
-      <w:hyperlink r:id="rId49">
-        <w:r>
-          <w:rPr>
-            <w:lang w:val="sw_KE" w:bidi="sw_KE"/>
-          </w:rPr>
-          <w:rPr>
-            <w:color w:val="0000EE"/>
-            <w:u w:val="single"/>
-          </w:rPr>
-          <w:t>Wagalatia 3:13</w:t>
-        </w:r>
-      </w:hyperlink>
+      <w:r>
+        <w:rPr>
+          <w:lang w:val="sw_KE" w:bidi="sw_KE"/>
+        </w:rPr>
+        <w:t>Wagalatia 3:13</w:t>
+      </w:r>
       <w:r>
         <w:rPr>
           <w:lang w:val="sw_KE" w:bidi="sw_KE"/>
         </w:rPr>
         <w:t>). Alianzisha ufalme wa Mungu (</w:t>
       </w:r>
-      <w:hyperlink r:id="rId50">
-        <w:r>
-          <w:rPr>
-            <w:lang w:val="sw_KE" w:bidi="sw_KE"/>
-          </w:rPr>
-          <w:rPr>
-            <w:color w:val="0000EE"/>
-            <w:u w:val="single"/>
-          </w:rPr>
-          <w:t>Mathayo 3:2</w:t>
-        </w:r>
-      </w:hyperlink>
-      <w:r>
-        <w:rPr>
-          <w:lang w:val="sw_KE" w:bidi="sw_KE"/>
-        </w:rPr>
-        <w:t xml:space="preserve">; </w:t>
-      </w:r>
-      <w:hyperlink r:id="rId51">
-        <w:r>
-          <w:rPr>
-            <w:lang w:val="sw_KE" w:bidi="sw_KE"/>
-          </w:rPr>
-          <w:rPr>
-            <w:color w:val="0000EE"/>
-            <w:u w:val="single"/>
-          </w:rPr>
-          <w:t>5:3–20</w:t>
-        </w:r>
-      </w:hyperlink>
-      <w:r>
-        <w:rPr>
-          <w:lang w:val="sw_KE" w:bidi="sw_KE"/>
-        </w:rPr>
-        <w:t xml:space="preserve">; </w:t>
-      </w:r>
-      <w:hyperlink r:id="rId52">
-        <w:r>
-          <w:rPr>
-            <w:lang w:val="sw_KE" w:bidi="sw_KE"/>
-          </w:rPr>
-          <w:rPr>
-            <w:color w:val="0000EE"/>
-            <w:u w:val="single"/>
-          </w:rPr>
-          <w:t>Yohana 3:3–5</w:t>
-        </w:r>
-      </w:hyperlink>
+      <w:r>
+        <w:rPr>
+          <w:lang w:val="sw_KE" w:bidi="sw_KE"/>
+        </w:rPr>
+        <w:t>Mathayo 3:2</w:t>
+      </w:r>
+      <w:r>
+        <w:rPr>
+          <w:lang w:val="sw_KE" w:bidi="sw_KE"/>
+        </w:rPr>
+        <w:t xml:space="preserve">; </w:t>
+      </w:r>
+      <w:r>
+        <w:rPr>
+          <w:lang w:val="sw_KE" w:bidi="sw_KE"/>
+        </w:rPr>
+        <w:t>5:3–20</w:t>
+      </w:r>
+      <w:r>
+        <w:rPr>
+          <w:lang w:val="sw_KE" w:bidi="sw_KE"/>
+        </w:rPr>
+        <w:t xml:space="preserve">; </w:t>
+      </w:r>
+      <w:r>
+        <w:rPr>
+          <w:lang w:val="sw_KE" w:bidi="sw_KE"/>
+        </w:rPr>
+        <w:t>Yohana 3:3–5</w:t>
+      </w:r>
       <w:r>
         <w:rPr>
           <w:lang w:val="sw_KE" w:bidi="sw_KE"/>
         </w:rPr>
         <w:t>). Alitoa msamaha wa dhambi kwa raia wake (</w:t>
       </w:r>
-      <w:hyperlink r:id="rId53">
-        <w:r>
-          <w:rPr>
-            <w:lang w:val="sw_KE" w:bidi="sw_KE"/>
-          </w:rPr>
-          <w:rPr>
-            <w:color w:val="0000EE"/>
-            <w:u w:val="single"/>
-          </w:rPr>
-          <w:t>Warumi 4:6–25</w:t>
-        </w:r>
-      </w:hyperlink>
+      <w:r>
+        <w:rPr>
+          <w:lang w:val="sw_KE" w:bidi="sw_KE"/>
+        </w:rPr>
+        <w:t>Warumi 4:6–25</w:t>
+      </w:r>
       <w:r>
         <w:rPr>
           <w:lang w:val="sw_KE" w:bidi="sw_KE"/>
         </w:rPr>
         <w:t>). Sasa, Mungu anawaita Wakristo kubariki dunia (</w:t>
       </w:r>
-      <w:hyperlink r:id="rId54">
-        <w:r>
-          <w:rPr>
-            <w:lang w:val="sw_KE" w:bidi="sw_KE"/>
-          </w:rPr>
-          <w:rPr>
-            <w:color w:val="0000EE"/>
-            <w:u w:val="single"/>
-          </w:rPr>
-          <w:t>Luka 6:27–28</w:t>
-        </w:r>
-      </w:hyperlink>
-      <w:r>
-        <w:rPr>
-          <w:lang w:val="sw_KE" w:bidi="sw_KE"/>
-        </w:rPr>
-        <w:t xml:space="preserve">; </w:t>
-      </w:r>
-      <w:hyperlink r:id="rId55">
-        <w:r>
-          <w:rPr>
-            <w:lang w:val="sw_KE" w:bidi="sw_KE"/>
-          </w:rPr>
-          <w:rPr>
-            <w:color w:val="0000EE"/>
-            <w:u w:val="single"/>
-          </w:rPr>
-          <w:t>Warumi 12:14</w:t>
-        </w:r>
-      </w:hyperlink>
+      <w:r>
+        <w:rPr>
+          <w:lang w:val="sw_KE" w:bidi="sw_KE"/>
+        </w:rPr>
+        <w:t>Luka 6:27–28</w:t>
+      </w:r>
+      <w:r>
+        <w:rPr>
+          <w:lang w:val="sw_KE" w:bidi="sw_KE"/>
+        </w:rPr>
+        <w:t xml:space="preserve">; </w:t>
+      </w:r>
+      <w:r>
+        <w:rPr>
+          <w:lang w:val="sw_KE" w:bidi="sw_KE"/>
+        </w:rPr>
+        <w:t>Warumi 12:14</w:t>
+      </w:r>
       <w:r>
         <w:rPr>
           <w:lang w:val="sw_KE" w:bidi="sw_KE"/>
         </w:rPr>
         <w:t xml:space="preserve">; tazama pia </w:t>
       </w:r>
-      <w:hyperlink r:id="rId56">
-        <w:r>
-          <w:rPr>
-            <w:lang w:val="sw_KE" w:bidi="sw_KE"/>
-          </w:rPr>
-          <w:rPr>
-            <w:color w:val="0000EE"/>
-            <w:u w:val="single"/>
-          </w:rPr>
-          <w:t>Isaya 19:24</w:t>
-        </w:r>
-      </w:hyperlink>
-      <w:r>
-        <w:rPr>
-          <w:lang w:val="sw_KE" w:bidi="sw_KE"/>
-        </w:rPr>
-        <w:t xml:space="preserve">; </w:t>
-      </w:r>
-      <w:hyperlink r:id="rId57">
-        <w:r>
-          <w:rPr>
-            <w:lang w:val="sw_KE" w:bidi="sw_KE"/>
-          </w:rPr>
-          <w:rPr>
-            <w:color w:val="0000EE"/>
-            <w:u w:val="single"/>
-          </w:rPr>
-          <w:t>Zekaria 8:13</w:t>
-        </w:r>
-      </w:hyperlink>
+      <w:r>
+        <w:rPr>
+          <w:lang w:val="sw_KE" w:bidi="sw_KE"/>
+        </w:rPr>
+        <w:t>Isaya 19:24</w:t>
+      </w:r>
+      <w:r>
+        <w:rPr>
+          <w:lang w:val="sw_KE" w:bidi="sw_KE"/>
+        </w:rPr>
+        <w:t xml:space="preserve">; </w:t>
+      </w:r>
+      <w:r>
+        <w:rPr>
+          <w:lang w:val="sw_KE" w:bidi="sw_KE"/>
+        </w:rPr>
+        <w:t>Zekaria 8:13</w:t>
+      </w:r>
       <w:r>
         <w:rPr>
           <w:lang w:val="sw_KE" w:bidi="sw_KE"/>
@@ -1305,450 +1029,300 @@
           <w:lang w:val="sw_KE" w:bidi="sw_KE"/>
         </w:rPr>
       </w:r>
-      <w:hyperlink r:id="rId29">
-        <w:r>
-          <w:rPr>
-            <w:lang w:val="sw_KE" w:bidi="sw_KE"/>
-          </w:rPr>
-          <w:rPr>
-            <w:color w:val="0000EE"/>
-            <w:u w:val="single"/>
-          </w:rPr>
-          <w:t>Mwanzo 1:22</w:t>
-        </w:r>
-      </w:hyperlink>
+      <w:r>
+        <w:rPr>
+          <w:lang w:val="sw_KE" w:bidi="sw_KE"/>
+        </w:rPr>
+        <w:t>Mwanzo 1:22</w:t>
+      </w:r>
       <w:r>
         <w:rPr>
           <w:lang w:val="sw_KE" w:bidi="sw_KE"/>
         </w:rPr>
         <w:t xml:space="preserve">, </w:t>
       </w:r>
-      <w:hyperlink r:id="rId30">
-        <w:r>
-          <w:rPr>
-            <w:lang w:val="sw_KE" w:bidi="sw_KE"/>
-          </w:rPr>
-          <w:rPr>
-            <w:color w:val="0000EE"/>
-            <w:u w:val="single"/>
-          </w:rPr>
-          <w:t>28</w:t>
-        </w:r>
-      </w:hyperlink>
-      <w:r>
-        <w:rPr>
-          <w:lang w:val="sw_KE" w:bidi="sw_KE"/>
-        </w:rPr>
-        <w:t xml:space="preserve">; </w:t>
-      </w:r>
-      <w:hyperlink r:id="rId58">
-        <w:r>
-          <w:rPr>
-            <w:lang w:val="sw_KE" w:bidi="sw_KE"/>
-          </w:rPr>
-          <w:rPr>
-            <w:color w:val="0000EE"/>
-            <w:u w:val="single"/>
-          </w:rPr>
-          <w:t>9:26–27</w:t>
-        </w:r>
-      </w:hyperlink>
-      <w:r>
-        <w:rPr>
-          <w:lang w:val="sw_KE" w:bidi="sw_KE"/>
-        </w:rPr>
-        <w:t xml:space="preserve">; </w:t>
-      </w:r>
-      <w:hyperlink r:id="rId33">
-        <w:r>
-          <w:rPr>
-            <w:lang w:val="sw_KE" w:bidi="sw_KE"/>
-          </w:rPr>
-          <w:rPr>
-            <w:color w:val="0000EE"/>
-            <w:u w:val="single"/>
-          </w:rPr>
-          <w:t>12:2–3</w:t>
-        </w:r>
-      </w:hyperlink>
-      <w:r>
-        <w:rPr>
-          <w:lang w:val="sw_KE" w:bidi="sw_KE"/>
-        </w:rPr>
-        <w:t xml:space="preserve">; </w:t>
-      </w:r>
-      <w:hyperlink r:id="rId59">
-        <w:r>
-          <w:rPr>
-            <w:lang w:val="sw_KE" w:bidi="sw_KE"/>
-          </w:rPr>
-          <w:rPr>
-            <w:color w:val="0000EE"/>
-            <w:u w:val="single"/>
-          </w:rPr>
-          <w:t>14:19–20</w:t>
-        </w:r>
-      </w:hyperlink>
-      <w:r>
-        <w:rPr>
-          <w:lang w:val="sw_KE" w:bidi="sw_KE"/>
-        </w:rPr>
-        <w:t xml:space="preserve">; </w:t>
-      </w:r>
-      <w:hyperlink r:id="rId60">
-        <w:r>
-          <w:rPr>
-            <w:lang w:val="sw_KE" w:bidi="sw_KE"/>
-          </w:rPr>
-          <w:rPr>
-            <w:color w:val="0000EE"/>
-            <w:u w:val="single"/>
-          </w:rPr>
-          <w:t>24:59–60</w:t>
-        </w:r>
-      </w:hyperlink>
-      <w:r>
-        <w:rPr>
-          <w:lang w:val="sw_KE" w:bidi="sw_KE"/>
-        </w:rPr>
-        <w:t xml:space="preserve">; </w:t>
-      </w:r>
-      <w:hyperlink r:id="rId61">
-        <w:r>
-          <w:rPr>
-            <w:lang w:val="sw_KE" w:bidi="sw_KE"/>
-          </w:rPr>
-          <w:rPr>
-            <w:color w:val="0000EE"/>
-            <w:u w:val="single"/>
-          </w:rPr>
-          <w:t>27:1–41</w:t>
-        </w:r>
-      </w:hyperlink>
-      <w:r>
-        <w:rPr>
-          <w:lang w:val="sw_KE" w:bidi="sw_KE"/>
-        </w:rPr>
-        <w:t xml:space="preserve">; </w:t>
-      </w:r>
-      <w:hyperlink r:id="rId62">
-        <w:r>
-          <w:rPr>
-            <w:lang w:val="sw_KE" w:bidi="sw_KE"/>
-          </w:rPr>
-          <w:rPr>
-            <w:color w:val="0000EE"/>
-            <w:u w:val="single"/>
-          </w:rPr>
-          <w:t>28:1–4</w:t>
-        </w:r>
-      </w:hyperlink>
-      <w:r>
-        <w:rPr>
-          <w:lang w:val="sw_KE" w:bidi="sw_KE"/>
-        </w:rPr>
-        <w:t xml:space="preserve">; </w:t>
-      </w:r>
-      <w:hyperlink r:id="rId63">
-        <w:r>
-          <w:rPr>
-            <w:lang w:val="sw_KE" w:bidi="sw_KE"/>
-          </w:rPr>
-          <w:rPr>
-            <w:color w:val="0000EE"/>
-            <w:u w:val="single"/>
-          </w:rPr>
-          <w:t>32:24–30</w:t>
-        </w:r>
-      </w:hyperlink>
-      <w:r>
-        <w:rPr>
-          <w:lang w:val="sw_KE" w:bidi="sw_KE"/>
-        </w:rPr>
-        <w:t xml:space="preserve">; </w:t>
-      </w:r>
-      <w:hyperlink r:id="rId64">
-        <w:r>
-          <w:rPr>
-            <w:lang w:val="sw_KE" w:bidi="sw_KE"/>
-          </w:rPr>
-          <w:rPr>
-            <w:color w:val="0000EE"/>
-            <w:u w:val="single"/>
-          </w:rPr>
-          <w:t>46:1–50:26</w:t>
-        </w:r>
-      </w:hyperlink>
-      <w:r>
-        <w:rPr>
-          <w:lang w:val="sw_KE" w:bidi="sw_KE"/>
-        </w:rPr>
-        <w:t xml:space="preserve">; </w:t>
-      </w:r>
-      <w:hyperlink r:id="rId27">
-        <w:r>
-          <w:rPr>
-            <w:lang w:val="sw_KE" w:bidi="sw_KE"/>
-          </w:rPr>
-          <w:rPr>
-            <w:color w:val="0000EE"/>
-            <w:u w:val="single"/>
-          </w:rPr>
-          <w:t>Mambo ya Walawi 26:3–13</w:t>
-        </w:r>
-      </w:hyperlink>
-      <w:r>
-        <w:rPr>
-          <w:lang w:val="sw_KE" w:bidi="sw_KE"/>
-        </w:rPr>
-        <w:t xml:space="preserve">; </w:t>
-      </w:r>
-      <w:hyperlink r:id="rId65">
-        <w:r>
-          <w:rPr>
-            <w:lang w:val="sw_KE" w:bidi="sw_KE"/>
-          </w:rPr>
-          <w:rPr>
-            <w:color w:val="0000EE"/>
-            <w:u w:val="single"/>
-          </w:rPr>
-          <w:t>Hesabu 6:22–27</w:t>
-        </w:r>
-      </w:hyperlink>
-      <w:r>
-        <w:rPr>
-          <w:lang w:val="sw_KE" w:bidi="sw_KE"/>
-        </w:rPr>
-        <w:t xml:space="preserve">; </w:t>
-      </w:r>
-      <w:hyperlink r:id="rId45">
-        <w:r>
-          <w:rPr>
-            <w:lang w:val="sw_KE" w:bidi="sw_KE"/>
-          </w:rPr>
-          <w:rPr>
-            <w:color w:val="0000EE"/>
-            <w:u w:val="single"/>
-          </w:rPr>
-          <w:t>Kumbukumbu la Torati 7:12–15</w:t>
-        </w:r>
-      </w:hyperlink>
-      <w:r>
-        <w:rPr>
-          <w:lang w:val="sw_KE" w:bidi="sw_KE"/>
-        </w:rPr>
-        <w:t xml:space="preserve">; </w:t>
-      </w:r>
-      <w:hyperlink r:id="rId40">
-        <w:r>
-          <w:rPr>
-            <w:lang w:val="sw_KE" w:bidi="sw_KE"/>
-          </w:rPr>
-          <w:rPr>
-            <w:color w:val="0000EE"/>
-            <w:u w:val="single"/>
-          </w:rPr>
-          <w:t>10:8</w:t>
-        </w:r>
-      </w:hyperlink>
-      <w:r>
-        <w:rPr>
-          <w:lang w:val="sw_KE" w:bidi="sw_KE"/>
-        </w:rPr>
-        <w:t xml:space="preserve">; </w:t>
-      </w:r>
-      <w:hyperlink r:id="rId66">
-        <w:r>
-          <w:rPr>
-            <w:lang w:val="sw_KE" w:bidi="sw_KE"/>
-          </w:rPr>
-          <w:rPr>
-            <w:color w:val="0000EE"/>
-            <w:u w:val="single"/>
-          </w:rPr>
-          <w:t>28:1–14</w:t>
-        </w:r>
-      </w:hyperlink>
-      <w:r>
-        <w:rPr>
-          <w:lang w:val="sw_KE" w:bidi="sw_KE"/>
-        </w:rPr>
-        <w:t xml:space="preserve">; </w:t>
-      </w:r>
-      <w:hyperlink r:id="rId67">
-        <w:r>
-          <w:rPr>
-            <w:lang w:val="sw_KE" w:bidi="sw_KE"/>
-          </w:rPr>
-          <w:rPr>
-            <w:color w:val="0000EE"/>
-            <w:u w:val="single"/>
-          </w:rPr>
-          <w:t>33:1–29</w:t>
-        </w:r>
-      </w:hyperlink>
-      <w:r>
-        <w:rPr>
-          <w:lang w:val="sw_KE" w:bidi="sw_KE"/>
-        </w:rPr>
-        <w:t xml:space="preserve">; </w:t>
-      </w:r>
-      <w:hyperlink r:id="rId68">
-        <w:r>
-          <w:rPr>
-            <w:lang w:val="sw_KE" w:bidi="sw_KE"/>
-          </w:rPr>
-          <w:rPr>
-            <w:color w:val="0000EE"/>
-            <w:u w:val="single"/>
-          </w:rPr>
-          <w:t>1 Samweli 2:20–21</w:t>
-        </w:r>
-      </w:hyperlink>
-      <w:r>
-        <w:rPr>
-          <w:lang w:val="sw_KE" w:bidi="sw_KE"/>
-        </w:rPr>
-        <w:t xml:space="preserve">; </w:t>
-      </w:r>
-      <w:hyperlink r:id="rId69">
-        <w:r>
-          <w:rPr>
-            <w:lang w:val="sw_KE" w:bidi="sw_KE"/>
-          </w:rPr>
-          <w:rPr>
-            <w:color w:val="0000EE"/>
-            <w:u w:val="single"/>
-          </w:rPr>
-          <w:t>Zaburi 128:1–6</w:t>
-        </w:r>
-      </w:hyperlink>
-      <w:r>
-        <w:rPr>
-          <w:lang w:val="sw_KE" w:bidi="sw_KE"/>
-        </w:rPr>
-        <w:t xml:space="preserve">; </w:t>
-      </w:r>
-      <w:hyperlink r:id="rId70">
-        <w:r>
-          <w:rPr>
-            <w:lang w:val="sw_KE" w:bidi="sw_KE"/>
-          </w:rPr>
-          <w:rPr>
-            <w:color w:val="0000EE"/>
-            <w:u w:val="single"/>
-          </w:rPr>
-          <w:t>Mathayo 5:3–12</w:t>
-        </w:r>
-      </w:hyperlink>
-      <w:r>
-        <w:rPr>
-          <w:lang w:val="sw_KE" w:bidi="sw_KE"/>
-        </w:rPr>
-        <w:t xml:space="preserve">; </w:t>
-      </w:r>
-      <w:hyperlink r:id="rId54">
-        <w:r>
-          <w:rPr>
-            <w:lang w:val="sw_KE" w:bidi="sw_KE"/>
-          </w:rPr>
-          <w:rPr>
-            <w:color w:val="0000EE"/>
-            <w:u w:val="single"/>
-          </w:rPr>
-          <w:t>Luka 6:27–28</w:t>
-        </w:r>
-      </w:hyperlink>
-      <w:r>
-        <w:rPr>
-          <w:lang w:val="sw_KE" w:bidi="sw_KE"/>
-        </w:rPr>
-        <w:t xml:space="preserve">; </w:t>
-      </w:r>
-      <w:hyperlink r:id="rId55">
-        <w:r>
-          <w:rPr>
-            <w:lang w:val="sw_KE" w:bidi="sw_KE"/>
-          </w:rPr>
-          <w:rPr>
-            <w:color w:val="0000EE"/>
-            <w:u w:val="single"/>
-          </w:rPr>
-          <w:t>Warumi 12:14</w:t>
-        </w:r>
-      </w:hyperlink>
-      <w:r>
-        <w:rPr>
-          <w:lang w:val="sw_KE" w:bidi="sw_KE"/>
-        </w:rPr>
-        <w:t xml:space="preserve">; </w:t>
-      </w:r>
-      <w:hyperlink r:id="rId71">
-        <w:r>
-          <w:rPr>
-            <w:lang w:val="sw_KE" w:bidi="sw_KE"/>
-          </w:rPr>
-          <w:rPr>
-            <w:color w:val="0000EE"/>
-            <w:u w:val="single"/>
-          </w:rPr>
-          <w:t>Wagalatia 3:13–14</w:t>
-        </w:r>
-      </w:hyperlink>
-      <w:r>
-        <w:rPr>
-          <w:lang w:val="sw_KE" w:bidi="sw_KE"/>
-        </w:rPr>
-        <w:t xml:space="preserve">; </w:t>
-      </w:r>
-      <w:hyperlink r:id="rId47">
-        <w:r>
-          <w:rPr>
-            <w:lang w:val="sw_KE" w:bidi="sw_KE"/>
-          </w:rPr>
-          <w:rPr>
-            <w:color w:val="0000EE"/>
-            <w:u w:val="single"/>
-          </w:rPr>
-          <w:t>Waefeso 1:3</w:t>
-        </w:r>
-      </w:hyperlink>
-      <w:r>
-        <w:rPr>
-          <w:lang w:val="sw_KE" w:bidi="sw_KE"/>
-        </w:rPr>
-        <w:t xml:space="preserve">; </w:t>
-      </w:r>
-      <w:hyperlink r:id="rId42">
-        <w:r>
-          <w:rPr>
-            <w:lang w:val="sw_KE" w:bidi="sw_KE"/>
-          </w:rPr>
-          <w:rPr>
-            <w:color w:val="0000EE"/>
-            <w:u w:val="single"/>
-          </w:rPr>
-          <w:t>Waebrania 7:6–7</w:t>
-        </w:r>
-      </w:hyperlink>
-      <w:r>
-        <w:rPr>
-          <w:lang w:val="sw_KE" w:bidi="sw_KE"/>
-        </w:rPr>
-        <w:t xml:space="preserve">; </w:t>
-      </w:r>
-      <w:hyperlink r:id="rId48">
-        <w:r>
-          <w:rPr>
-            <w:lang w:val="sw_KE" w:bidi="sw_KE"/>
-          </w:rPr>
-          <w:rPr>
-            <w:color w:val="0000EE"/>
-            <w:u w:val="single"/>
-          </w:rPr>
-          <w:t>1 Petro 3:9</w:t>
-        </w:r>
-      </w:hyperlink>
+      <w:r>
+        <w:rPr>
+          <w:lang w:val="sw_KE" w:bidi="sw_KE"/>
+        </w:rPr>
+        <w:t>28</w:t>
+      </w:r>
+      <w:r>
+        <w:rPr>
+          <w:lang w:val="sw_KE" w:bidi="sw_KE"/>
+        </w:rPr>
+        <w:t xml:space="preserve">; </w:t>
+      </w:r>
+      <w:r>
+        <w:rPr>
+          <w:lang w:val="sw_KE" w:bidi="sw_KE"/>
+        </w:rPr>
+        <w:t>9:26–27</w:t>
+      </w:r>
+      <w:r>
+        <w:rPr>
+          <w:lang w:val="sw_KE" w:bidi="sw_KE"/>
+        </w:rPr>
+        <w:t xml:space="preserve">; </w:t>
+      </w:r>
+      <w:r>
+        <w:rPr>
+          <w:lang w:val="sw_KE" w:bidi="sw_KE"/>
+        </w:rPr>
+        <w:t>12:2–3</w:t>
+      </w:r>
+      <w:r>
+        <w:rPr>
+          <w:lang w:val="sw_KE" w:bidi="sw_KE"/>
+        </w:rPr>
+        <w:t xml:space="preserve">; </w:t>
+      </w:r>
+      <w:r>
+        <w:rPr>
+          <w:lang w:val="sw_KE" w:bidi="sw_KE"/>
+        </w:rPr>
+        <w:t>14:19–20</w:t>
+      </w:r>
+      <w:r>
+        <w:rPr>
+          <w:lang w:val="sw_KE" w:bidi="sw_KE"/>
+        </w:rPr>
+        <w:t xml:space="preserve">; </w:t>
+      </w:r>
+      <w:r>
+        <w:rPr>
+          <w:lang w:val="sw_KE" w:bidi="sw_KE"/>
+        </w:rPr>
+        <w:t>24:59–60</w:t>
+      </w:r>
+      <w:r>
+        <w:rPr>
+          <w:lang w:val="sw_KE" w:bidi="sw_KE"/>
+        </w:rPr>
+        <w:t xml:space="preserve">; </w:t>
+      </w:r>
+      <w:r>
+        <w:rPr>
+          <w:lang w:val="sw_KE" w:bidi="sw_KE"/>
+        </w:rPr>
+        <w:t>27:1–41</w:t>
+      </w:r>
+      <w:r>
+        <w:rPr>
+          <w:lang w:val="sw_KE" w:bidi="sw_KE"/>
+        </w:rPr>
+        <w:t xml:space="preserve">; </w:t>
+      </w:r>
+      <w:r>
+        <w:rPr>
+          <w:lang w:val="sw_KE" w:bidi="sw_KE"/>
+        </w:rPr>
+        <w:t>28:1–4</w:t>
+      </w:r>
+      <w:r>
+        <w:rPr>
+          <w:lang w:val="sw_KE" w:bidi="sw_KE"/>
+        </w:rPr>
+        <w:t xml:space="preserve">; </w:t>
+      </w:r>
+      <w:r>
+        <w:rPr>
+          <w:lang w:val="sw_KE" w:bidi="sw_KE"/>
+        </w:rPr>
+        <w:t>32:24–30</w:t>
+      </w:r>
+      <w:r>
+        <w:rPr>
+          <w:lang w:val="sw_KE" w:bidi="sw_KE"/>
+        </w:rPr>
+        <w:t xml:space="preserve">; </w:t>
+      </w:r>
+      <w:r>
+        <w:rPr>
+          <w:lang w:val="sw_KE" w:bidi="sw_KE"/>
+        </w:rPr>
+        <w:t>46:1–50:26</w:t>
+      </w:r>
+      <w:r>
+        <w:rPr>
+          <w:lang w:val="sw_KE" w:bidi="sw_KE"/>
+        </w:rPr>
+        <w:t xml:space="preserve">; </w:t>
+      </w:r>
+      <w:r>
+        <w:rPr>
+          <w:lang w:val="sw_KE" w:bidi="sw_KE"/>
+        </w:rPr>
+        <w:t>Mambo ya Walawi 26:3–13</w:t>
+      </w:r>
+      <w:r>
+        <w:rPr>
+          <w:lang w:val="sw_KE" w:bidi="sw_KE"/>
+        </w:rPr>
+        <w:t xml:space="preserve">; </w:t>
+      </w:r>
+      <w:r>
+        <w:rPr>
+          <w:lang w:val="sw_KE" w:bidi="sw_KE"/>
+        </w:rPr>
+        <w:t>Hesabu 6:22–27</w:t>
+      </w:r>
+      <w:r>
+        <w:rPr>
+          <w:lang w:val="sw_KE" w:bidi="sw_KE"/>
+        </w:rPr>
+        <w:t xml:space="preserve">; </w:t>
+      </w:r>
+      <w:r>
+        <w:rPr>
+          <w:lang w:val="sw_KE" w:bidi="sw_KE"/>
+        </w:rPr>
+        <w:t>Kumbukumbu la Torati 7:12–15</w:t>
+      </w:r>
+      <w:r>
+        <w:rPr>
+          <w:lang w:val="sw_KE" w:bidi="sw_KE"/>
+        </w:rPr>
+        <w:t xml:space="preserve">; </w:t>
+      </w:r>
+      <w:r>
+        <w:rPr>
+          <w:lang w:val="sw_KE" w:bidi="sw_KE"/>
+        </w:rPr>
+        <w:t>10:8</w:t>
+      </w:r>
+      <w:r>
+        <w:rPr>
+          <w:lang w:val="sw_KE" w:bidi="sw_KE"/>
+        </w:rPr>
+        <w:t xml:space="preserve">; </w:t>
+      </w:r>
+      <w:r>
+        <w:rPr>
+          <w:lang w:val="sw_KE" w:bidi="sw_KE"/>
+        </w:rPr>
+        <w:t>28:1–14</w:t>
+      </w:r>
+      <w:r>
+        <w:rPr>
+          <w:lang w:val="sw_KE" w:bidi="sw_KE"/>
+        </w:rPr>
+        <w:t xml:space="preserve">; </w:t>
+      </w:r>
+      <w:r>
+        <w:rPr>
+          <w:lang w:val="sw_KE" w:bidi="sw_KE"/>
+        </w:rPr>
+        <w:t>33:1–29</w:t>
+      </w:r>
+      <w:r>
+        <w:rPr>
+          <w:lang w:val="sw_KE" w:bidi="sw_KE"/>
+        </w:rPr>
+        <w:t xml:space="preserve">; </w:t>
+      </w:r>
+      <w:r>
+        <w:rPr>
+          <w:lang w:val="sw_KE" w:bidi="sw_KE"/>
+        </w:rPr>
+        <w:t>1 Samweli 2:20–21</w:t>
+      </w:r>
+      <w:r>
+        <w:rPr>
+          <w:lang w:val="sw_KE" w:bidi="sw_KE"/>
+        </w:rPr>
+        <w:t xml:space="preserve">; </w:t>
+      </w:r>
+      <w:r>
+        <w:rPr>
+          <w:lang w:val="sw_KE" w:bidi="sw_KE"/>
+        </w:rPr>
+        <w:t>Zaburi 128:1–6</w:t>
+      </w:r>
+      <w:r>
+        <w:rPr>
+          <w:lang w:val="sw_KE" w:bidi="sw_KE"/>
+        </w:rPr>
+        <w:t xml:space="preserve">; </w:t>
+      </w:r>
+      <w:r>
+        <w:rPr>
+          <w:lang w:val="sw_KE" w:bidi="sw_KE"/>
+        </w:rPr>
+        <w:t>Mathayo 5:3–12</w:t>
+      </w:r>
+      <w:r>
+        <w:rPr>
+          <w:lang w:val="sw_KE" w:bidi="sw_KE"/>
+        </w:rPr>
+        <w:t xml:space="preserve">; </w:t>
+      </w:r>
+      <w:r>
+        <w:rPr>
+          <w:lang w:val="sw_KE" w:bidi="sw_KE"/>
+        </w:rPr>
+        <w:t>Luka 6:27–28</w:t>
+      </w:r>
+      <w:r>
+        <w:rPr>
+          <w:lang w:val="sw_KE" w:bidi="sw_KE"/>
+        </w:rPr>
+        <w:t xml:space="preserve">; </w:t>
+      </w:r>
+      <w:r>
+        <w:rPr>
+          <w:lang w:val="sw_KE" w:bidi="sw_KE"/>
+        </w:rPr>
+        <w:t>Warumi 12:14</w:t>
+      </w:r>
+      <w:r>
+        <w:rPr>
+          <w:lang w:val="sw_KE" w:bidi="sw_KE"/>
+        </w:rPr>
+        <w:t xml:space="preserve">; </w:t>
+      </w:r>
+      <w:r>
+        <w:rPr>
+          <w:lang w:val="sw_KE" w:bidi="sw_KE"/>
+        </w:rPr>
+        <w:t>Wagalatia 3:13–14</w:t>
+      </w:r>
+      <w:r>
+        <w:rPr>
+          <w:lang w:val="sw_KE" w:bidi="sw_KE"/>
+        </w:rPr>
+        <w:t xml:space="preserve">; </w:t>
+      </w:r>
+      <w:r>
+        <w:rPr>
+          <w:lang w:val="sw_KE" w:bidi="sw_KE"/>
+        </w:rPr>
+        <w:t>Waefeso 1:3</w:t>
+      </w:r>
+      <w:r>
+        <w:rPr>
+          <w:lang w:val="sw_KE" w:bidi="sw_KE"/>
+        </w:rPr>
+        <w:t xml:space="preserve">; </w:t>
+      </w:r>
+      <w:r>
+        <w:rPr>
+          <w:lang w:val="sw_KE" w:bidi="sw_KE"/>
+        </w:rPr>
+        <w:t>Waebrania 7:6–7</w:t>
+      </w:r>
+      <w:r>
+        <w:rPr>
+          <w:lang w:val="sw_KE" w:bidi="sw_KE"/>
+        </w:rPr>
+        <w:t xml:space="preserve">; </w:t>
+      </w:r>
+      <w:r>
+        <w:rPr>
+          <w:lang w:val="sw_KE" w:bidi="sw_KE"/>
+        </w:rPr>
+        <w:t>1 Petro 3:9</w:t>
+      </w:r>
       <w:r>
         <w:rPr>
           <w:lang w:val="sw_KE" w:bidi="sw_KE"/>
@@ -1797,18 +1371,12 @@
         </w:rPr>
         <w:t>Baraka ya kikuhani ni kifungu kinachojulikana sana na kupendwa katika Biblia ya Kiebrania (</w:t>
       </w:r>
-      <w:hyperlink r:id="rId65">
-        <w:r>
-          <w:rPr>
-            <w:lang w:val="sw_KE" w:bidi="sw_KE"/>
-          </w:rPr>
-          <w:rPr>
-            <w:color w:val="0000EE"/>
-            <w:u w:val="single"/>
-          </w:rPr>
-          <w:t>Hesabu 6:22–27</w:t>
-        </w:r>
-      </w:hyperlink>
+      <w:r>
+        <w:rPr>
+          <w:lang w:val="sw_KE" w:bidi="sw_KE"/>
+        </w:rPr>
+        <w:t>Hesabu 6:22–27</w:t>
+      </w:r>
       <w:r>
         <w:rPr>
           <w:lang w:val="sw_KE" w:bidi="sw_KE"/>
@@ -1868,72 +1436,48 @@
         </w:rPr>
         <w:t xml:space="preserve">Sehemu nyingi za Agano la Kale zinazungumzia baraka kutoka kwa Mungu na watu (kwa mfano, </w:t>
       </w:r>
-      <w:hyperlink r:id="rId72">
-        <w:r>
-          <w:rPr>
-            <w:lang w:val="sw_KE" w:bidi="sw_KE"/>
-          </w:rPr>
-          <w:rPr>
-            <w:color w:val="0000EE"/>
-            <w:u w:val="single"/>
-          </w:rPr>
-          <w:t>Mwanzo 12:1–3</w:t>
-        </w:r>
-      </w:hyperlink>
-      <w:r>
-        <w:rPr>
-          <w:lang w:val="sw_KE" w:bidi="sw_KE"/>
-        </w:rPr>
-        <w:t xml:space="preserve">; </w:t>
-      </w:r>
-      <w:hyperlink r:id="rId73">
-        <w:r>
-          <w:rPr>
-            <w:lang w:val="sw_KE" w:bidi="sw_KE"/>
-          </w:rPr>
-          <w:rPr>
-            <w:color w:val="0000EE"/>
-            <w:u w:val="single"/>
-          </w:rPr>
-          <w:t>27:1–40</w:t>
-        </w:r>
-      </w:hyperlink>
-      <w:r>
-        <w:rPr>
-          <w:lang w:val="sw_KE" w:bidi="sw_KE"/>
-        </w:rPr>
-        <w:t xml:space="preserve">; </w:t>
-      </w:r>
-      <w:hyperlink r:id="rId45">
-        <w:r>
-          <w:rPr>
-            <w:lang w:val="sw_KE" w:bidi="sw_KE"/>
-          </w:rPr>
-          <w:rPr>
-            <w:color w:val="0000EE"/>
-            <w:u w:val="single"/>
-          </w:rPr>
-          <w:t>Kumbukumbu la Torati 7:12–15</w:t>
-        </w:r>
-      </w:hyperlink>
-      <w:r>
-        <w:rPr>
-          <w:lang w:val="sw_KE" w:bidi="sw_KE"/>
-        </w:rPr>
-        <w:t xml:space="preserve">; </w:t>
-      </w:r>
-      <w:hyperlink r:id="rId66">
-        <w:r>
-          <w:rPr>
-            <w:lang w:val="sw_KE" w:bidi="sw_KE"/>
-          </w:rPr>
-          <w:rPr>
-            <w:color w:val="0000EE"/>
-            <w:u w:val="single"/>
-          </w:rPr>
-          <w:t>28:1–14</w:t>
-        </w:r>
-      </w:hyperlink>
+      <w:r>
+        <w:rPr>
+          <w:lang w:val="sw_KE" w:bidi="sw_KE"/>
+        </w:rPr>
+        <w:t>Mwanzo 12:1–3</w:t>
+      </w:r>
+      <w:r>
+        <w:rPr>
+          <w:lang w:val="sw_KE" w:bidi="sw_KE"/>
+        </w:rPr>
+        <w:t xml:space="preserve">; </w:t>
+      </w:r>
+      <w:r>
+        <w:rPr>
+          <w:lang w:val="sw_KE" w:bidi="sw_KE"/>
+        </w:rPr>
+        <w:t>27:1–40</w:t>
+      </w:r>
+      <w:r>
+        <w:rPr>
+          <w:lang w:val="sw_KE" w:bidi="sw_KE"/>
+        </w:rPr>
+        <w:t xml:space="preserve">; </w:t>
+      </w:r>
+      <w:r>
+        <w:rPr>
+          <w:lang w:val="sw_KE" w:bidi="sw_KE"/>
+        </w:rPr>
+        <w:t>Kumbukumbu la Torati 7:12–15</w:t>
+      </w:r>
+      <w:r>
+        <w:rPr>
+          <w:lang w:val="sw_KE" w:bidi="sw_KE"/>
+        </w:rPr>
+        <w:t xml:space="preserve">; </w:t>
+      </w:r>
+      <w:r>
+        <w:rPr>
+          <w:lang w:val="sw_KE" w:bidi="sw_KE"/>
+        </w:rPr>
+        <w:t>28:1–14</w:t>
+      </w:r>
       <w:r>
         <w:rPr>
           <w:lang w:val="sw_KE" w:bidi="sw_KE"/>
@@ -1954,126 +1498,84 @@
         </w:rPr>
         <w:t>Bwana aliibariki Israeli kupitia maneno ya Aroni na wanawe, makuhani (</w:t>
       </w:r>
-      <w:hyperlink r:id="rId74">
-        <w:r>
-          <w:rPr>
-            <w:lang w:val="sw_KE" w:bidi="sw_KE"/>
-          </w:rPr>
-          <w:rPr>
-            <w:color w:val="0000EE"/>
-            <w:u w:val="single"/>
-          </w:rPr>
-          <w:t>Hesabu 6:22–23</w:t>
-        </w:r>
-      </w:hyperlink>
+      <w:r>
+        <w:rPr>
+          <w:lang w:val="sw_KE" w:bidi="sw_KE"/>
+        </w:rPr>
+        <w:t>Hesabu 6:22–23</w:t>
+      </w:r>
       <w:r>
         <w:rPr>
           <w:lang w:val="sw_KE" w:bidi="sw_KE"/>
         </w:rPr>
         <w:t>). Mbali na kazi yao katika hema (na baadaye hekalu), makuhani walikuwa na jukumu muhimu katika maisha ya Waisraeli. Kwa mfano, makuhani walisaidia kuhakikisha haki katika nchi (</w:t>
       </w:r>
-      <w:hyperlink r:id="rId75">
-        <w:r>
-          <w:rPr>
-            <w:lang w:val="sw_KE" w:bidi="sw_KE"/>
-          </w:rPr>
-          <w:rPr>
-            <w:color w:val="0000EE"/>
-            <w:u w:val="single"/>
-          </w:rPr>
-          <w:t>Kumbukumbu la Torati 17:8–12</w:t>
-        </w:r>
-      </w:hyperlink>
+      <w:r>
+        <w:rPr>
+          <w:lang w:val="sw_KE" w:bidi="sw_KE"/>
+        </w:rPr>
+        <w:t>Kumbukumbu la Torati 17:8–12</w:t>
+      </w:r>
       <w:r>
         <w:rPr>
           <w:lang w:val="sw_KE" w:bidi="sw_KE"/>
         </w:rPr>
         <w:t xml:space="preserve">). Walimsaidia mfalme katika majukumu yake, wakifuata kanuni zilizo katika </w:t>
       </w:r>
-      <w:hyperlink r:id="rId76">
-        <w:r>
-          <w:rPr>
-            <w:lang w:val="sw_KE" w:bidi="sw_KE"/>
-          </w:rPr>
-          <w:rPr>
-            <w:color w:val="0000EE"/>
-            <w:u w:val="single"/>
-          </w:rPr>
-          <w:t>Kumbukumbu la Torati 17:18–20</w:t>
-        </w:r>
-      </w:hyperlink>
+      <w:r>
+        <w:rPr>
+          <w:lang w:val="sw_KE" w:bidi="sw_KE"/>
+        </w:rPr>
+        <w:t>Kumbukumbu la Torati 17:18–20</w:t>
+      </w:r>
       <w:r>
         <w:rPr>
           <w:lang w:val="sw_KE" w:bidi="sw_KE"/>
         </w:rPr>
         <w:t>. Kuhani Eli alimfariji Hana na kuongoza ukuaji wa kiroho wa Samweli kijana (</w:t>
       </w:r>
-      <w:hyperlink r:id="rId77">
-        <w:r>
-          <w:rPr>
-            <w:lang w:val="sw_KE" w:bidi="sw_KE"/>
-          </w:rPr>
-          <w:rPr>
-            <w:color w:val="0000EE"/>
-            <w:u w:val="single"/>
-          </w:rPr>
-          <w:t>1 Samweli 1:1–3:21</w:t>
-        </w:r>
-      </w:hyperlink>
+      <w:r>
+        <w:rPr>
+          <w:lang w:val="sw_KE" w:bidi="sw_KE"/>
+        </w:rPr>
+        <w:t>1 Samweli 1:1–3:21</w:t>
+      </w:r>
       <w:r>
         <w:rPr>
           <w:lang w:val="sw_KE" w:bidi="sw_KE"/>
         </w:rPr>
         <w:t xml:space="preserve">). Makuhani na Walawi walikuwa na jukumu la kufundisha masomo ya kiroho kwa Waisraeli (tazama, kwa mfano, </w:t>
       </w:r>
-      <w:hyperlink r:id="rId78">
-        <w:r>
-          <w:rPr>
-            <w:lang w:val="sw_KE" w:bidi="sw_KE"/>
-          </w:rPr>
-          <w:rPr>
-            <w:color w:val="0000EE"/>
-            <w:u w:val="single"/>
-          </w:rPr>
-          <w:t>Kumbukumbu la Torati 33:9–10</w:t>
-        </w:r>
-      </w:hyperlink>
-      <w:r>
-        <w:rPr>
-          <w:lang w:val="sw_KE" w:bidi="sw_KE"/>
-        </w:rPr>
-        <w:t xml:space="preserve">; </w:t>
-      </w:r>
-      <w:hyperlink r:id="rId79">
-        <w:r>
-          <w:rPr>
-            <w:lang w:val="sw_KE" w:bidi="sw_KE"/>
-          </w:rPr>
-          <w:rPr>
-            <w:color w:val="0000EE"/>
-            <w:u w:val="single"/>
-          </w:rPr>
-          <w:t>Nehemia 8:9–12</w:t>
-        </w:r>
-      </w:hyperlink>
-      <w:r>
-        <w:rPr>
-          <w:lang w:val="sw_KE" w:bidi="sw_KE"/>
-        </w:rPr>
-        <w:t xml:space="preserve">; </w:t>
-      </w:r>
-      <w:hyperlink r:id="rId80">
-        <w:r>
-          <w:rPr>
-            <w:lang w:val="sw_KE" w:bidi="sw_KE"/>
-          </w:rPr>
-          <w:rPr>
-            <w:color w:val="0000EE"/>
-            <w:u w:val="single"/>
-          </w:rPr>
-          <w:t>Malaki 2:5–9</w:t>
-        </w:r>
-      </w:hyperlink>
+      <w:r>
+        <w:rPr>
+          <w:lang w:val="sw_KE" w:bidi="sw_KE"/>
+        </w:rPr>
+        <w:t>Kumbukumbu la Torati 33:9–10</w:t>
+      </w:r>
+      <w:r>
+        <w:rPr>
+          <w:lang w:val="sw_KE" w:bidi="sw_KE"/>
+        </w:rPr>
+        <w:t xml:space="preserve">; </w:t>
+      </w:r>
+      <w:r>
+        <w:rPr>
+          <w:lang w:val="sw_KE" w:bidi="sw_KE"/>
+        </w:rPr>
+        <w:t>Nehemia 8:9–12</w:t>
+      </w:r>
+      <w:r>
+        <w:rPr>
+          <w:lang w:val="sw_KE" w:bidi="sw_KE"/>
+        </w:rPr>
+        <w:t xml:space="preserve">; </w:t>
+      </w:r>
+      <w:r>
+        <w:rPr>
+          <w:lang w:val="sw_KE" w:bidi="sw_KE"/>
+        </w:rPr>
+        <w:t>Malaki 2:5–9</w:t>
+      </w:r>
       <w:r>
         <w:rPr>
           <w:lang w:val="sw_KE" w:bidi="sw_KE"/>
@@ -2107,18 +1609,12 @@
         </w:rPr>
         <w:t xml:space="preserve">, kusini magharibi mwa Mji Mkongwe wa Yerusalemu. Wasomi wanachukulia vitu hivi (hirizi) kuwa vya mwishoni mwa miaka ya 600 au mwanzoni mwa miaka ya 500 Kabla ya Kristo (KK). Baada ya mchakato mrefu na wa uangalifu, walifungua vitabu hivyo dhaifu na kupata baraka kutoka </w:t>
       </w:r>
-      <w:hyperlink r:id="rId39">
-        <w:r>
-          <w:rPr>
-            <w:lang w:val="sw_KE" w:bidi="sw_KE"/>
-          </w:rPr>
-          <w:rPr>
-            <w:color w:val="0000EE"/>
-            <w:u w:val="single"/>
-          </w:rPr>
-          <w:t>Hesabu 6:24–26</w:t>
-        </w:r>
-      </w:hyperlink>
+      <w:r>
+        <w:rPr>
+          <w:lang w:val="sw_KE" w:bidi="sw_KE"/>
+        </w:rPr>
+        <w:t>Hesabu 6:24–26</w:t>
+      </w:r>
       <w:r>
         <w:rPr>
           <w:lang w:val="sw_KE" w:bidi="sw_KE"/>
@@ -2152,36 +1648,24 @@
         </w:rPr>
         <w:t xml:space="preserve"> au "phylacteries" au "sanduku za maombi" (tazama </w:t>
       </w:r>
-      <w:hyperlink r:id="rId81">
-        <w:r>
-          <w:rPr>
-            <w:lang w:val="sw_KE" w:bidi="sw_KE"/>
-          </w:rPr>
-          <w:rPr>
-            <w:color w:val="0000EE"/>
-            <w:u w:val="single"/>
-          </w:rPr>
-          <w:t>Kumbukumbu la Torati 6:8</w:t>
-        </w:r>
-      </w:hyperlink>
-      <w:r>
-        <w:rPr>
-          <w:lang w:val="sw_KE" w:bidi="sw_KE"/>
-        </w:rPr>
-        <w:t xml:space="preserve">; </w:t>
-      </w:r>
-      <w:hyperlink r:id="rId82">
-        <w:r>
-          <w:rPr>
-            <w:lang w:val="sw_KE" w:bidi="sw_KE"/>
-          </w:rPr>
-          <w:rPr>
-            <w:color w:val="0000EE"/>
-            <w:u w:val="single"/>
-          </w:rPr>
-          <w:t>Mathayo 23:5</w:t>
-        </w:r>
-      </w:hyperlink>
+      <w:r>
+        <w:rPr>
+          <w:lang w:val="sw_KE" w:bidi="sw_KE"/>
+        </w:rPr>
+        <w:t>Kumbukumbu la Torati 6:8</w:t>
+      </w:r>
+      <w:r>
+        <w:rPr>
+          <w:lang w:val="sw_KE" w:bidi="sw_KE"/>
+        </w:rPr>
+        <w:t xml:space="preserve">; </w:t>
+      </w:r>
+      <w:r>
+        <w:rPr>
+          <w:lang w:val="sw_KE" w:bidi="sw_KE"/>
+        </w:rPr>
+        <w:t>Mathayo 23:5</w:t>
+      </w:r>
       <w:r>
         <w:rPr>
           <w:lang w:val="sw_KE" w:bidi="sw_KE"/>
@@ -2215,36 +1699,24 @@
         </w:rPr>
         <w:t xml:space="preserve">Barua nyingi za Agano Jipya zinamalizika kwa baraka kwa wasomaji. Baraka hii inafanana na baraka ya kikuhani katika Hesabu (kwa mfano, </w:t>
       </w:r>
-      <w:hyperlink r:id="rId83">
-        <w:r>
-          <w:rPr>
-            <w:lang w:val="sw_KE" w:bidi="sw_KE"/>
-          </w:rPr>
-          <w:rPr>
-            <w:color w:val="0000EE"/>
-            <w:u w:val="single"/>
-          </w:rPr>
-          <w:t>2 Wakorintho 13:14</w:t>
-        </w:r>
-      </w:hyperlink>
-      <w:r>
-        <w:rPr>
-          <w:lang w:val="sw_KE" w:bidi="sw_KE"/>
-        </w:rPr>
-        <w:t xml:space="preserve">; </w:t>
-      </w:r>
-      <w:hyperlink r:id="rId84">
-        <w:r>
-          <w:rPr>
-            <w:lang w:val="sw_KE" w:bidi="sw_KE"/>
-          </w:rPr>
-          <w:rPr>
-            <w:color w:val="0000EE"/>
-            <w:u w:val="single"/>
-          </w:rPr>
-          <w:t>Waebrania 13:20–21</w:t>
-        </w:r>
-      </w:hyperlink>
+      <w:r>
+        <w:rPr>
+          <w:lang w:val="sw_KE" w:bidi="sw_KE"/>
+        </w:rPr>
+        <w:t>2 Wakorintho 13:14</w:t>
+      </w:r>
+      <w:r>
+        <w:rPr>
+          <w:lang w:val="sw_KE" w:bidi="sw_KE"/>
+        </w:rPr>
+        <w:t xml:space="preserve">; </w:t>
+      </w:r>
+      <w:r>
+        <w:rPr>
+          <w:lang w:val="sw_KE" w:bidi="sw_KE"/>
+        </w:rPr>
+        <w:t>Waebrania 13:20–21</w:t>
+      </w:r>
       <w:r>
         <w:rPr>
           <w:lang w:val="sw_KE" w:bidi="sw_KE"/>
@@ -2274,414 +1746,276 @@
           <w:lang w:val="sw_KE" w:bidi="sw_KE"/>
         </w:rPr>
       </w:r>
-      <w:hyperlink r:id="rId30">
-        <w:r>
-          <w:rPr>
-            <w:lang w:val="sw_KE" w:bidi="sw_KE"/>
-          </w:rPr>
-          <w:rPr>
-            <w:color w:val="0000EE"/>
-            <w:u w:val="single"/>
-          </w:rPr>
-          <w:t>Mwanzo 1:28</w:t>
-        </w:r>
-      </w:hyperlink>
-      <w:r>
-        <w:rPr>
-          <w:lang w:val="sw_KE" w:bidi="sw_KE"/>
-        </w:rPr>
-        <w:t xml:space="preserve">; </w:t>
-      </w:r>
-      <w:hyperlink r:id="rId85">
-        <w:r>
-          <w:rPr>
-            <w:lang w:val="sw_KE" w:bidi="sw_KE"/>
-          </w:rPr>
-          <w:rPr>
-            <w:color w:val="0000EE"/>
-            <w:u w:val="single"/>
-          </w:rPr>
-          <w:t>9:1</w:t>
-        </w:r>
-      </w:hyperlink>
+      <w:r>
+        <w:rPr>
+          <w:lang w:val="sw_KE" w:bidi="sw_KE"/>
+        </w:rPr>
+        <w:t>Mwanzo 1:28</w:t>
+      </w:r>
+      <w:r>
+        <w:rPr>
+          <w:lang w:val="sw_KE" w:bidi="sw_KE"/>
+        </w:rPr>
+        <w:t xml:space="preserve">; </w:t>
+      </w:r>
+      <w:r>
+        <w:rPr>
+          <w:lang w:val="sw_KE" w:bidi="sw_KE"/>
+        </w:rPr>
+        <w:t>9:1</w:t>
+      </w:r>
       <w:r>
         <w:rPr>
           <w:lang w:val="sw_KE" w:bidi="sw_KE"/>
         </w:rPr>
         <w:t xml:space="preserve">, </w:t>
       </w:r>
-      <w:hyperlink r:id="rId58">
-        <w:r>
-          <w:rPr>
-            <w:lang w:val="sw_KE" w:bidi="sw_KE"/>
-          </w:rPr>
-          <w:rPr>
-            <w:color w:val="0000EE"/>
-            <w:u w:val="single"/>
-          </w:rPr>
-          <w:t>26–27</w:t>
-        </w:r>
-      </w:hyperlink>
-      <w:r>
-        <w:rPr>
-          <w:lang w:val="sw_KE" w:bidi="sw_KE"/>
-        </w:rPr>
-        <w:t xml:space="preserve">; </w:t>
-      </w:r>
-      <w:hyperlink r:id="rId72">
-        <w:r>
-          <w:rPr>
-            <w:lang w:val="sw_KE" w:bidi="sw_KE"/>
-          </w:rPr>
-          <w:rPr>
-            <w:color w:val="0000EE"/>
-            <w:u w:val="single"/>
-          </w:rPr>
-          <w:t>12:1–3</w:t>
-        </w:r>
-      </w:hyperlink>
-      <w:r>
-        <w:rPr>
-          <w:lang w:val="sw_KE" w:bidi="sw_KE"/>
-        </w:rPr>
-        <w:t xml:space="preserve">; </w:t>
-      </w:r>
-      <w:hyperlink r:id="rId59">
-        <w:r>
-          <w:rPr>
-            <w:lang w:val="sw_KE" w:bidi="sw_KE"/>
-          </w:rPr>
-          <w:rPr>
-            <w:color w:val="0000EE"/>
-            <w:u w:val="single"/>
-          </w:rPr>
-          <w:t>14:19–20</w:t>
-        </w:r>
-      </w:hyperlink>
-      <w:r>
-        <w:rPr>
-          <w:lang w:val="sw_KE" w:bidi="sw_KE"/>
-        </w:rPr>
-        <w:t xml:space="preserve">; </w:t>
-      </w:r>
-      <w:hyperlink r:id="rId62">
-        <w:r>
-          <w:rPr>
-            <w:lang w:val="sw_KE" w:bidi="sw_KE"/>
-          </w:rPr>
-          <w:rPr>
-            <w:color w:val="0000EE"/>
-            <w:u w:val="single"/>
-          </w:rPr>
-          <w:t>28:1–4</w:t>
-        </w:r>
-      </w:hyperlink>
-      <w:r>
-        <w:rPr>
-          <w:lang w:val="sw_KE" w:bidi="sw_KE"/>
-        </w:rPr>
-        <w:t xml:space="preserve">; </w:t>
-      </w:r>
-      <w:hyperlink r:id="rId86">
-        <w:r>
-          <w:rPr>
-            <w:lang w:val="sw_KE" w:bidi="sw_KE"/>
-          </w:rPr>
-          <w:rPr>
-            <w:color w:val="0000EE"/>
-            <w:u w:val="single"/>
-          </w:rPr>
-          <w:t>48:15–20</w:t>
-        </w:r>
-      </w:hyperlink>
-      <w:r>
-        <w:rPr>
-          <w:lang w:val="sw_KE" w:bidi="sw_KE"/>
-        </w:rPr>
-        <w:t xml:space="preserve">; </w:t>
-      </w:r>
-      <w:hyperlink r:id="rId87">
-        <w:r>
-          <w:rPr>
-            <w:lang w:val="sw_KE" w:bidi="sw_KE"/>
-          </w:rPr>
-          <w:rPr>
-            <w:color w:val="0000EE"/>
-            <w:u w:val="single"/>
-          </w:rPr>
-          <w:t>49:25–26</w:t>
-        </w:r>
-      </w:hyperlink>
-      <w:r>
-        <w:rPr>
-          <w:lang w:val="sw_KE" w:bidi="sw_KE"/>
-        </w:rPr>
-        <w:t xml:space="preserve">; </w:t>
-      </w:r>
-      <w:hyperlink r:id="rId38">
-        <w:r>
-          <w:rPr>
-            <w:lang w:val="sw_KE" w:bidi="sw_KE"/>
-          </w:rPr>
-          <w:rPr>
-            <w:color w:val="0000EE"/>
-            <w:u w:val="single"/>
-          </w:rPr>
-          <w:t>Mambo ya Walawi 9:22</w:t>
-        </w:r>
-      </w:hyperlink>
-      <w:r>
-        <w:rPr>
-          <w:lang w:val="sw_KE" w:bidi="sw_KE"/>
-        </w:rPr>
-        <w:t xml:space="preserve">; </w:t>
-      </w:r>
-      <w:hyperlink r:id="rId65">
-        <w:r>
-          <w:rPr>
-            <w:lang w:val="sw_KE" w:bidi="sw_KE"/>
-          </w:rPr>
-          <w:rPr>
-            <w:color w:val="0000EE"/>
-            <w:u w:val="single"/>
-          </w:rPr>
-          <w:t>Hesabu 6:22–27</w:t>
-        </w:r>
-      </w:hyperlink>
-      <w:r>
-        <w:rPr>
-          <w:lang w:val="sw_KE" w:bidi="sw_KE"/>
-        </w:rPr>
-        <w:t xml:space="preserve">; </w:t>
-      </w:r>
-      <w:hyperlink r:id="rId88">
-        <w:r>
-          <w:rPr>
-            <w:lang w:val="sw_KE" w:bidi="sw_KE"/>
-          </w:rPr>
-          <w:rPr>
-            <w:color w:val="0000EE"/>
-            <w:u w:val="single"/>
-          </w:rPr>
-          <w:t>24:1–9</w:t>
-        </w:r>
-      </w:hyperlink>
-      <w:r>
-        <w:rPr>
-          <w:lang w:val="sw_KE" w:bidi="sw_KE"/>
-        </w:rPr>
-        <w:t xml:space="preserve">; </w:t>
-      </w:r>
-      <w:hyperlink r:id="rId40">
-        <w:r>
-          <w:rPr>
-            <w:lang w:val="sw_KE" w:bidi="sw_KE"/>
-          </w:rPr>
-          <w:rPr>
-            <w:color w:val="0000EE"/>
-            <w:u w:val="single"/>
-          </w:rPr>
-          <w:t>Kumbukumbu la Torati 10:8</w:t>
-        </w:r>
-      </w:hyperlink>
-      <w:r>
-        <w:rPr>
-          <w:lang w:val="sw_KE" w:bidi="sw_KE"/>
-        </w:rPr>
-        <w:t xml:space="preserve">; </w:t>
-      </w:r>
-      <w:hyperlink r:id="rId89">
-        <w:r>
-          <w:rPr>
-            <w:lang w:val="sw_KE" w:bidi="sw_KE"/>
-          </w:rPr>
-          <w:rPr>
-            <w:color w:val="0000EE"/>
-            <w:u w:val="single"/>
-          </w:rPr>
-          <w:t>33:11–29</w:t>
-        </w:r>
-      </w:hyperlink>
-      <w:r>
-        <w:rPr>
-          <w:lang w:val="sw_KE" w:bidi="sw_KE"/>
-        </w:rPr>
-        <w:t xml:space="preserve">; </w:t>
-      </w:r>
-      <w:hyperlink r:id="rId90">
-        <w:r>
-          <w:rPr>
-            <w:lang w:val="sw_KE" w:bidi="sw_KE"/>
-          </w:rPr>
-          <w:rPr>
-            <w:color w:val="0000EE"/>
-            <w:u w:val="single"/>
-          </w:rPr>
-          <w:t>1 Samweli 2:20</w:t>
-        </w:r>
-      </w:hyperlink>
-      <w:r>
-        <w:rPr>
-          <w:lang w:val="sw_KE" w:bidi="sw_KE"/>
-        </w:rPr>
-        <w:t xml:space="preserve">; </w:t>
-      </w:r>
-      <w:hyperlink r:id="rId91">
-        <w:r>
-          <w:rPr>
-            <w:lang w:val="sw_KE" w:bidi="sw_KE"/>
-          </w:rPr>
-          <w:rPr>
-            <w:color w:val="0000EE"/>
-            <w:u w:val="single"/>
-          </w:rPr>
-          <w:t>1 Wafalme 8:55–65</w:t>
-        </w:r>
-      </w:hyperlink>
-      <w:r>
-        <w:rPr>
-          <w:lang w:val="sw_KE" w:bidi="sw_KE"/>
-        </w:rPr>
-        <w:t xml:space="preserve">; </w:t>
-      </w:r>
-      <w:hyperlink r:id="rId92">
-        <w:r>
-          <w:rPr>
-            <w:lang w:val="sw_KE" w:bidi="sw_KE"/>
-          </w:rPr>
-          <w:rPr>
-            <w:color w:val="0000EE"/>
-            <w:u w:val="single"/>
-          </w:rPr>
-          <w:t>2 Mambo ya Nyakati 30:27</w:t>
-        </w:r>
-      </w:hyperlink>
-      <w:r>
-        <w:rPr>
-          <w:lang w:val="sw_KE" w:bidi="sw_KE"/>
-        </w:rPr>
-        <w:t xml:space="preserve">; </w:t>
-      </w:r>
-      <w:hyperlink r:id="rId93">
-        <w:r>
-          <w:rPr>
-            <w:lang w:val="sw_KE" w:bidi="sw_KE"/>
-          </w:rPr>
-          <w:rPr>
-            <w:color w:val="0000EE"/>
-            <w:u w:val="single"/>
-          </w:rPr>
-          <w:t>Zaburi 115:12–15</w:t>
-        </w:r>
-      </w:hyperlink>
-      <w:r>
-        <w:rPr>
-          <w:lang w:val="sw_KE" w:bidi="sw_KE"/>
-        </w:rPr>
-        <w:t xml:space="preserve">; </w:t>
-      </w:r>
-      <w:hyperlink r:id="rId69">
-        <w:r>
-          <w:rPr>
-            <w:lang w:val="sw_KE" w:bidi="sw_KE"/>
-          </w:rPr>
-          <w:rPr>
-            <w:color w:val="0000EE"/>
-            <w:u w:val="single"/>
-          </w:rPr>
-          <w:t>128:1–6</w:t>
-        </w:r>
-      </w:hyperlink>
-      <w:r>
-        <w:rPr>
-          <w:lang w:val="sw_KE" w:bidi="sw_KE"/>
-        </w:rPr>
-        <w:t xml:space="preserve">; </w:t>
-      </w:r>
-      <w:hyperlink r:id="rId94">
-        <w:r>
-          <w:rPr>
-            <w:lang w:val="sw_KE" w:bidi="sw_KE"/>
-          </w:rPr>
-          <w:rPr>
-            <w:color w:val="0000EE"/>
-            <w:u w:val="single"/>
-          </w:rPr>
-          <w:t>Mathayo 5:3–11</w:t>
-        </w:r>
-      </w:hyperlink>
-      <w:r>
-        <w:rPr>
-          <w:lang w:val="sw_KE" w:bidi="sw_KE"/>
-        </w:rPr>
-        <w:t xml:space="preserve">; </w:t>
-      </w:r>
-      <w:hyperlink r:id="rId95">
-        <w:r>
-          <w:rPr>
-            <w:lang w:val="sw_KE" w:bidi="sw_KE"/>
-          </w:rPr>
-          <w:rPr>
-            <w:color w:val="0000EE"/>
-            <w:u w:val="single"/>
-          </w:rPr>
-          <w:t>Luka 11:27–28</w:t>
-        </w:r>
-      </w:hyperlink>
-      <w:r>
-        <w:rPr>
-          <w:lang w:val="sw_KE" w:bidi="sw_KE"/>
-        </w:rPr>
-        <w:t xml:space="preserve">; </w:t>
-      </w:r>
-      <w:hyperlink r:id="rId83">
-        <w:r>
-          <w:rPr>
-            <w:lang w:val="sw_KE" w:bidi="sw_KE"/>
-          </w:rPr>
-          <w:rPr>
-            <w:color w:val="0000EE"/>
-            <w:u w:val="single"/>
-          </w:rPr>
-          <w:t>2 Wakorintho 13:14</w:t>
-        </w:r>
-      </w:hyperlink>
-      <w:r>
-        <w:rPr>
-          <w:lang w:val="sw_KE" w:bidi="sw_KE"/>
-        </w:rPr>
-        <w:t xml:space="preserve">; </w:t>
-      </w:r>
-      <w:hyperlink r:id="rId96">
-        <w:r>
-          <w:rPr>
-            <w:lang w:val="sw_KE" w:bidi="sw_KE"/>
-          </w:rPr>
-          <w:rPr>
-            <w:color w:val="0000EE"/>
-            <w:u w:val="single"/>
-          </w:rPr>
-          <w:t>Waefeso 6:23</w:t>
-        </w:r>
-      </w:hyperlink>
-      <w:r>
-        <w:rPr>
-          <w:lang w:val="sw_KE" w:bidi="sw_KE"/>
-        </w:rPr>
-        <w:t xml:space="preserve">; </w:t>
-      </w:r>
-      <w:hyperlink r:id="rId97">
-        <w:r>
-          <w:rPr>
-            <w:lang w:val="sw_KE" w:bidi="sw_KE"/>
-          </w:rPr>
-          <w:rPr>
-            <w:color w:val="0000EE"/>
-            <w:u w:val="single"/>
-          </w:rPr>
-          <w:t>1 Wathesalonike 5:23–24</w:t>
-        </w:r>
-      </w:hyperlink>
+      <w:r>
+        <w:rPr>
+          <w:lang w:val="sw_KE" w:bidi="sw_KE"/>
+        </w:rPr>
+        <w:t>26–27</w:t>
+      </w:r>
+      <w:r>
+        <w:rPr>
+          <w:lang w:val="sw_KE" w:bidi="sw_KE"/>
+        </w:rPr>
+        <w:t xml:space="preserve">; </w:t>
+      </w:r>
+      <w:r>
+        <w:rPr>
+          <w:lang w:val="sw_KE" w:bidi="sw_KE"/>
+        </w:rPr>
+        <w:t>12:1–3</w:t>
+      </w:r>
+      <w:r>
+        <w:rPr>
+          <w:lang w:val="sw_KE" w:bidi="sw_KE"/>
+        </w:rPr>
+        <w:t xml:space="preserve">; </w:t>
+      </w:r>
+      <w:r>
+        <w:rPr>
+          <w:lang w:val="sw_KE" w:bidi="sw_KE"/>
+        </w:rPr>
+        <w:t>14:19–20</w:t>
+      </w:r>
+      <w:r>
+        <w:rPr>
+          <w:lang w:val="sw_KE" w:bidi="sw_KE"/>
+        </w:rPr>
+        <w:t xml:space="preserve">; </w:t>
+      </w:r>
+      <w:r>
+        <w:rPr>
+          <w:lang w:val="sw_KE" w:bidi="sw_KE"/>
+        </w:rPr>
+        <w:t>28:1–4</w:t>
+      </w:r>
+      <w:r>
+        <w:rPr>
+          <w:lang w:val="sw_KE" w:bidi="sw_KE"/>
+        </w:rPr>
+        <w:t xml:space="preserve">; </w:t>
+      </w:r>
+      <w:r>
+        <w:rPr>
+          <w:lang w:val="sw_KE" w:bidi="sw_KE"/>
+        </w:rPr>
+        <w:t>48:15–20</w:t>
+      </w:r>
+      <w:r>
+        <w:rPr>
+          <w:lang w:val="sw_KE" w:bidi="sw_KE"/>
+        </w:rPr>
+        <w:t xml:space="preserve">; </w:t>
+      </w:r>
+      <w:r>
+        <w:rPr>
+          <w:lang w:val="sw_KE" w:bidi="sw_KE"/>
+        </w:rPr>
+        <w:t>49:25–26</w:t>
+      </w:r>
+      <w:r>
+        <w:rPr>
+          <w:lang w:val="sw_KE" w:bidi="sw_KE"/>
+        </w:rPr>
+        <w:t xml:space="preserve">; </w:t>
+      </w:r>
+      <w:r>
+        <w:rPr>
+          <w:lang w:val="sw_KE" w:bidi="sw_KE"/>
+        </w:rPr>
+        <w:t>Mambo ya Walawi 9:22</w:t>
+      </w:r>
+      <w:r>
+        <w:rPr>
+          <w:lang w:val="sw_KE" w:bidi="sw_KE"/>
+        </w:rPr>
+        <w:t xml:space="preserve">; </w:t>
+      </w:r>
+      <w:r>
+        <w:rPr>
+          <w:lang w:val="sw_KE" w:bidi="sw_KE"/>
+        </w:rPr>
+        <w:t>Hesabu 6:22–27</w:t>
+      </w:r>
+      <w:r>
+        <w:rPr>
+          <w:lang w:val="sw_KE" w:bidi="sw_KE"/>
+        </w:rPr>
+        <w:t xml:space="preserve">; </w:t>
+      </w:r>
+      <w:r>
+        <w:rPr>
+          <w:lang w:val="sw_KE" w:bidi="sw_KE"/>
+        </w:rPr>
+        <w:t>24:1–9</w:t>
+      </w:r>
+      <w:r>
+        <w:rPr>
+          <w:lang w:val="sw_KE" w:bidi="sw_KE"/>
+        </w:rPr>
+        <w:t xml:space="preserve">; </w:t>
+      </w:r>
+      <w:r>
+        <w:rPr>
+          <w:lang w:val="sw_KE" w:bidi="sw_KE"/>
+        </w:rPr>
+        <w:t>Kumbukumbu la Torati 10:8</w:t>
+      </w:r>
+      <w:r>
+        <w:rPr>
+          <w:lang w:val="sw_KE" w:bidi="sw_KE"/>
+        </w:rPr>
+        <w:t xml:space="preserve">; </w:t>
+      </w:r>
+      <w:r>
+        <w:rPr>
+          <w:lang w:val="sw_KE" w:bidi="sw_KE"/>
+        </w:rPr>
+        <w:t>33:11–29</w:t>
+      </w:r>
+      <w:r>
+        <w:rPr>
+          <w:lang w:val="sw_KE" w:bidi="sw_KE"/>
+        </w:rPr>
+        <w:t xml:space="preserve">; </w:t>
+      </w:r>
+      <w:r>
+        <w:rPr>
+          <w:lang w:val="sw_KE" w:bidi="sw_KE"/>
+        </w:rPr>
+        <w:t>1 Samweli 2:20</w:t>
+      </w:r>
+      <w:r>
+        <w:rPr>
+          <w:lang w:val="sw_KE" w:bidi="sw_KE"/>
+        </w:rPr>
+        <w:t xml:space="preserve">; </w:t>
+      </w:r>
+      <w:r>
+        <w:rPr>
+          <w:lang w:val="sw_KE" w:bidi="sw_KE"/>
+        </w:rPr>
+        <w:t>1 Wafalme 8:55–65</w:t>
+      </w:r>
+      <w:r>
+        <w:rPr>
+          <w:lang w:val="sw_KE" w:bidi="sw_KE"/>
+        </w:rPr>
+        <w:t xml:space="preserve">; </w:t>
+      </w:r>
+      <w:r>
+        <w:rPr>
+          <w:lang w:val="sw_KE" w:bidi="sw_KE"/>
+        </w:rPr>
+        <w:t>2 Mambo ya Nyakati 30:27</w:t>
+      </w:r>
+      <w:r>
+        <w:rPr>
+          <w:lang w:val="sw_KE" w:bidi="sw_KE"/>
+        </w:rPr>
+        <w:t xml:space="preserve">; </w:t>
+      </w:r>
+      <w:r>
+        <w:rPr>
+          <w:lang w:val="sw_KE" w:bidi="sw_KE"/>
+        </w:rPr>
+        <w:t>Zaburi 115:12–15</w:t>
+      </w:r>
+      <w:r>
+        <w:rPr>
+          <w:lang w:val="sw_KE" w:bidi="sw_KE"/>
+        </w:rPr>
+        <w:t xml:space="preserve">; </w:t>
+      </w:r>
+      <w:r>
+        <w:rPr>
+          <w:lang w:val="sw_KE" w:bidi="sw_KE"/>
+        </w:rPr>
+        <w:t>128:1–6</w:t>
+      </w:r>
+      <w:r>
+        <w:rPr>
+          <w:lang w:val="sw_KE" w:bidi="sw_KE"/>
+        </w:rPr>
+        <w:t xml:space="preserve">; </w:t>
+      </w:r>
+      <w:r>
+        <w:rPr>
+          <w:lang w:val="sw_KE" w:bidi="sw_KE"/>
+        </w:rPr>
+        <w:t>Mathayo 5:3–11</w:t>
+      </w:r>
+      <w:r>
+        <w:rPr>
+          <w:lang w:val="sw_KE" w:bidi="sw_KE"/>
+        </w:rPr>
+        <w:t xml:space="preserve">; </w:t>
+      </w:r>
+      <w:r>
+        <w:rPr>
+          <w:lang w:val="sw_KE" w:bidi="sw_KE"/>
+        </w:rPr>
+        <w:t>Luka 11:27–28</w:t>
+      </w:r>
+      <w:r>
+        <w:rPr>
+          <w:lang w:val="sw_KE" w:bidi="sw_KE"/>
+        </w:rPr>
+        <w:t xml:space="preserve">; </w:t>
+      </w:r>
+      <w:r>
+        <w:rPr>
+          <w:lang w:val="sw_KE" w:bidi="sw_KE"/>
+        </w:rPr>
+        <w:t>2 Wakorintho 13:14</w:t>
+      </w:r>
+      <w:r>
+        <w:rPr>
+          <w:lang w:val="sw_KE" w:bidi="sw_KE"/>
+        </w:rPr>
+        <w:t xml:space="preserve">; </w:t>
+      </w:r>
+      <w:r>
+        <w:rPr>
+          <w:lang w:val="sw_KE" w:bidi="sw_KE"/>
+        </w:rPr>
+        <w:t>Waefeso 6:23</w:t>
+      </w:r>
+      <w:r>
+        <w:rPr>
+          <w:lang w:val="sw_KE" w:bidi="sw_KE"/>
+        </w:rPr>
+        <w:t xml:space="preserve">; </w:t>
+      </w:r>
+      <w:r>
+        <w:rPr>
+          <w:lang w:val="sw_KE" w:bidi="sw_KE"/>
+        </w:rPr>
+        <w:t>1 Wathesalonike 5:23–24</w:t>
+      </w:r>
       <w:r>
         <w:rPr>
           <w:lang w:val="sw_KE" w:bidi="sw_KE"/>
@@ -2757,108 +2091,72 @@
         </w:rPr>
         <w:t xml:space="preserve">Heri zinaeleza jinsi mfuasi wa Yesu anavyopaswa kuishi na kuenenda. Yesu anawaalika watu kumfuata anaposhiriki ujumbe wa ufalme na Israeli (tazama pia </w:t>
       </w:r>
-      <w:hyperlink r:id="rId98">
-        <w:r>
-          <w:rPr>
-            <w:lang w:val="sw_KE" w:bidi="sw_KE"/>
-          </w:rPr>
-          <w:rPr>
-            <w:color w:val="0000EE"/>
-            <w:u w:val="single"/>
-          </w:rPr>
-          <w:t>Mathayo 11:6</w:t>
-        </w:r>
-      </w:hyperlink>
-      <w:r>
-        <w:rPr>
-          <w:lang w:val="sw_KE" w:bidi="sw_KE"/>
-        </w:rPr>
-        <w:t xml:space="preserve">; </w:t>
-      </w:r>
-      <w:hyperlink r:id="rId99">
-        <w:r>
-          <w:rPr>
-            <w:lang w:val="sw_KE" w:bidi="sw_KE"/>
-          </w:rPr>
-          <w:rPr>
-            <w:color w:val="0000EE"/>
-            <w:u w:val="single"/>
-          </w:rPr>
-          <w:t>13:16</w:t>
-        </w:r>
-      </w:hyperlink>
-      <w:r>
-        <w:rPr>
-          <w:lang w:val="sw_KE" w:bidi="sw_KE"/>
-        </w:rPr>
-        <w:t xml:space="preserve">; </w:t>
-      </w:r>
-      <w:hyperlink r:id="rId100">
-        <w:r>
-          <w:rPr>
-            <w:lang w:val="sw_KE" w:bidi="sw_KE"/>
-          </w:rPr>
-          <w:rPr>
-            <w:color w:val="0000EE"/>
-            <w:u w:val="single"/>
-          </w:rPr>
-          <w:t>16:17</w:t>
-        </w:r>
-      </w:hyperlink>
-      <w:r>
-        <w:rPr>
-          <w:lang w:val="sw_KE" w:bidi="sw_KE"/>
-        </w:rPr>
-        <w:t xml:space="preserve">; </w:t>
-      </w:r>
-      <w:hyperlink r:id="rId101">
-        <w:r>
-          <w:rPr>
-            <w:lang w:val="sw_KE" w:bidi="sw_KE"/>
-          </w:rPr>
-          <w:rPr>
-            <w:color w:val="0000EE"/>
-            <w:u w:val="single"/>
-          </w:rPr>
-          <w:t>24:46</w:t>
-        </w:r>
-      </w:hyperlink>
+      <w:r>
+        <w:rPr>
+          <w:lang w:val="sw_KE" w:bidi="sw_KE"/>
+        </w:rPr>
+        <w:t>Mathayo 11:6</w:t>
+      </w:r>
+      <w:r>
+        <w:rPr>
+          <w:lang w:val="sw_KE" w:bidi="sw_KE"/>
+        </w:rPr>
+        <w:t xml:space="preserve">; </w:t>
+      </w:r>
+      <w:r>
+        <w:rPr>
+          <w:lang w:val="sw_KE" w:bidi="sw_KE"/>
+        </w:rPr>
+        <w:t>13:16</w:t>
+      </w:r>
+      <w:r>
+        <w:rPr>
+          <w:lang w:val="sw_KE" w:bidi="sw_KE"/>
+        </w:rPr>
+        <w:t xml:space="preserve">; </w:t>
+      </w:r>
+      <w:r>
+        <w:rPr>
+          <w:lang w:val="sw_KE" w:bidi="sw_KE"/>
+        </w:rPr>
+        <w:t>16:17</w:t>
+      </w:r>
+      <w:r>
+        <w:rPr>
+          <w:lang w:val="sw_KE" w:bidi="sw_KE"/>
+        </w:rPr>
+        <w:t xml:space="preserve">; </w:t>
+      </w:r>
+      <w:r>
+        <w:rPr>
+          <w:lang w:val="sw_KE" w:bidi="sw_KE"/>
+        </w:rPr>
+        <w:t>24:46</w:t>
+      </w:r>
       <w:r>
         <w:rPr>
           <w:lang w:val="sw_KE" w:bidi="sw_KE"/>
         </w:rPr>
         <w:t>). Wale ambao Yesu anawabariki wameungama dhambi zao kwa kuitikia ujumbe wa ufalme (</w:t>
       </w:r>
-      <w:hyperlink r:id="rId102">
-        <w:r>
-          <w:rPr>
-            <w:lang w:val="sw_KE" w:bidi="sw_KE"/>
-          </w:rPr>
-          <w:rPr>
-            <w:color w:val="0000EE"/>
-            <w:u w:val="single"/>
-          </w:rPr>
-          <w:t>Mathayo 4:17–22</w:t>
-        </w:r>
-      </w:hyperlink>
+      <w:r>
+        <w:rPr>
+          <w:lang w:val="sw_KE" w:bidi="sw_KE"/>
+        </w:rPr>
+        <w:t>Mathayo 4:17–22</w:t>
+      </w:r>
       <w:r>
         <w:rPr>
           <w:lang w:val="sw_KE" w:bidi="sw_KE"/>
         </w:rPr>
         <w:t xml:space="preserve">). Heri zinahusiana na </w:t>
       </w:r>
-      <w:hyperlink r:id="rId103">
-        <w:r>
-          <w:rPr>
-            <w:lang w:val="sw_KE" w:bidi="sw_KE"/>
-          </w:rPr>
-          <w:rPr>
-            <w:color w:val="0000EE"/>
-            <w:u w:val="single"/>
-          </w:rPr>
-          <w:t>Isaya 61:1–3.</w:t>
-        </w:r>
-      </w:hyperlink>
+      <w:r>
+        <w:rPr>
+          <w:lang w:val="sw_KE" w:bidi="sw_KE"/>
+        </w:rPr>
+        <w:t>Isaya 61:1–3.</w:t>
+      </w:r>
       <w:r>
         <w:rPr>
           <w:lang w:val="sw_KE" w:bidi="sw_KE"/>
@@ -2897,18 +2195,12 @@
         </w:rPr>
         <w:t xml:space="preserve">Baraka hizi zinatoka kwa Mungu na zinaonyesha upendeleo wake (tazama </w:t>
       </w:r>
-      <w:hyperlink r:id="rId104">
-        <w:r>
-          <w:rPr>
-            <w:lang w:val="sw_KE" w:bidi="sw_KE"/>
-          </w:rPr>
-          <w:rPr>
-            <w:color w:val="0000EE"/>
-            <w:u w:val="single"/>
-          </w:rPr>
-          <w:t>Mathayo 25:34</w:t>
-        </w:r>
-      </w:hyperlink>
+      <w:r>
+        <w:rPr>
+          <w:lang w:val="sw_KE" w:bidi="sw_KE"/>
+        </w:rPr>
+        <w:t>Mathayo 25:34</w:t>
+      </w:r>
       <w:r>
         <w:rPr>
           <w:lang w:val="sw_KE" w:bidi="sw_KE"/>
@@ -2933,54 +2225,36 @@
         </w:rPr>
         <w:t xml:space="preserve">Baraka zinaonyesha ahadi za Mungu zikitimia (tazama </w:t>
       </w:r>
-      <w:hyperlink r:id="rId98">
-        <w:r>
-          <w:rPr>
-            <w:lang w:val="sw_KE" w:bidi="sw_KE"/>
-          </w:rPr>
-          <w:rPr>
-            <w:color w:val="0000EE"/>
-            <w:u w:val="single"/>
-          </w:rPr>
-          <w:t>Mathayo 11:6</w:t>
-        </w:r>
-      </w:hyperlink>
-      <w:r>
-        <w:rPr>
-          <w:lang w:val="sw_KE" w:bidi="sw_KE"/>
-        </w:rPr>
-        <w:t xml:space="preserve">; </w:t>
-      </w:r>
-      <w:hyperlink r:id="rId99">
-        <w:r>
-          <w:rPr>
-            <w:lang w:val="sw_KE" w:bidi="sw_KE"/>
-          </w:rPr>
-          <w:rPr>
-            <w:color w:val="0000EE"/>
-            <w:u w:val="single"/>
-          </w:rPr>
-          <w:t>13:16</w:t>
-        </w:r>
-      </w:hyperlink>
-      <w:r>
-        <w:rPr>
-          <w:lang w:val="sw_KE" w:bidi="sw_KE"/>
-        </w:rPr>
-        <w:t xml:space="preserve">; </w:t>
-      </w:r>
-      <w:hyperlink r:id="rId100">
-        <w:r>
-          <w:rPr>
-            <w:lang w:val="sw_KE" w:bidi="sw_KE"/>
-          </w:rPr>
-          <w:rPr>
-            <w:color w:val="0000EE"/>
-            <w:u w:val="single"/>
-          </w:rPr>
-          <w:t>16:17</w:t>
-        </w:r>
-      </w:hyperlink>
+      <w:r>
+        <w:rPr>
+          <w:lang w:val="sw_KE" w:bidi="sw_KE"/>
+        </w:rPr>
+        <w:t>Mathayo 11:6</w:t>
+      </w:r>
+      <w:r>
+        <w:rPr>
+          <w:lang w:val="sw_KE" w:bidi="sw_KE"/>
+        </w:rPr>
+        <w:t xml:space="preserve">; </w:t>
+      </w:r>
+      <w:r>
+        <w:rPr>
+          <w:lang w:val="sw_KE" w:bidi="sw_KE"/>
+        </w:rPr>
+        <w:t>13:16</w:t>
+      </w:r>
+      <w:r>
+        <w:rPr>
+          <w:lang w:val="sw_KE" w:bidi="sw_KE"/>
+        </w:rPr>
+        <w:t xml:space="preserve">; </w:t>
+      </w:r>
+      <w:r>
+        <w:rPr>
+          <w:lang w:val="sw_KE" w:bidi="sw_KE"/>
+        </w:rPr>
+        <w:t>16:17</w:t>
+      </w:r>
       <w:r>
         <w:rPr>
           <w:lang w:val="sw_KE" w:bidi="sw_KE"/>
@@ -3005,36 +2279,24 @@
         </w:rPr>
         <w:t xml:space="preserve">Baraka hubadilisha mambo kwa njia za kushangaza na kuboresha maisha ya wale wanaomwamini Mungu (tazama </w:t>
       </w:r>
-      <w:hyperlink r:id="rId105">
-        <w:r>
-          <w:rPr>
-            <w:lang w:val="sw_KE" w:bidi="sw_KE"/>
-          </w:rPr>
-          <w:rPr>
-            <w:color w:val="0000EE"/>
-            <w:u w:val="single"/>
-          </w:rPr>
-          <w:t>Luka 1:1–2:52</w:t>
-        </w:r>
-      </w:hyperlink>
-      <w:r>
-        <w:rPr>
-          <w:lang w:val="sw_KE" w:bidi="sw_KE"/>
-        </w:rPr>
-        <w:t xml:space="preserve">; </w:t>
-      </w:r>
-      <w:hyperlink r:id="rId106">
-        <w:r>
-          <w:rPr>
-            <w:lang w:val="sw_KE" w:bidi="sw_KE"/>
-          </w:rPr>
-          <w:rPr>
-            <w:color w:val="0000EE"/>
-            <w:u w:val="single"/>
-          </w:rPr>
-          <w:t>6:20–26</w:t>
-        </w:r>
-      </w:hyperlink>
+      <w:r>
+        <w:rPr>
+          <w:lang w:val="sw_KE" w:bidi="sw_KE"/>
+        </w:rPr>
+        <w:t>Luka 1:1–2:52</w:t>
+      </w:r>
+      <w:r>
+        <w:rPr>
+          <w:lang w:val="sw_KE" w:bidi="sw_KE"/>
+        </w:rPr>
+        <w:t xml:space="preserve">; </w:t>
+      </w:r>
+      <w:r>
+        <w:rPr>
+          <w:lang w:val="sw_KE" w:bidi="sw_KE"/>
+        </w:rPr>
+        <w:t>6:20–26</w:t>
+      </w:r>
       <w:r>
         <w:rPr>
           <w:lang w:val="sw_KE" w:bidi="sw_KE"/>
@@ -3059,126 +2321,84 @@
         </w:rPr>
         <w:t xml:space="preserve">Ili kupokea baraka hizi, watu wanahitaji kumtii Mungu (tazama </w:t>
       </w:r>
-      <w:hyperlink r:id="rId107">
-        <w:r>
-          <w:rPr>
-            <w:lang w:val="sw_KE" w:bidi="sw_KE"/>
-          </w:rPr>
-          <w:rPr>
-            <w:color w:val="0000EE"/>
-            <w:u w:val="single"/>
-          </w:rPr>
-          <w:t>Zaburi 1:1</w:t>
-        </w:r>
-      </w:hyperlink>
+      <w:r>
+        <w:rPr>
+          <w:lang w:val="sw_KE" w:bidi="sw_KE"/>
+        </w:rPr>
+        <w:t>Zaburi 1:1</w:t>
+      </w:r>
       <w:r>
         <w:rPr>
           <w:lang w:val="sw_KE" w:bidi="sw_KE"/>
         </w:rPr>
         <w:t xml:space="preserve">, </w:t>
       </w:r>
-      <w:hyperlink r:id="rId108">
-        <w:r>
-          <w:rPr>
-            <w:lang w:val="sw_KE" w:bidi="sw_KE"/>
-          </w:rPr>
-          <w:rPr>
-            <w:color w:val="0000EE"/>
-            <w:u w:val="single"/>
-          </w:rPr>
-          <w:t>3–6</w:t>
-        </w:r>
-      </w:hyperlink>
-      <w:r>
-        <w:rPr>
-          <w:lang w:val="sw_KE" w:bidi="sw_KE"/>
-        </w:rPr>
-        <w:t xml:space="preserve">; </w:t>
-      </w:r>
-      <w:hyperlink r:id="rId109">
-        <w:r>
-          <w:rPr>
-            <w:lang w:val="sw_KE" w:bidi="sw_KE"/>
-          </w:rPr>
-          <w:rPr>
-            <w:color w:val="0000EE"/>
-            <w:u w:val="single"/>
-          </w:rPr>
-          <w:t>106:3</w:t>
-        </w:r>
-      </w:hyperlink>
-      <w:r>
-        <w:rPr>
-          <w:lang w:val="sw_KE" w:bidi="sw_KE"/>
-        </w:rPr>
-        <w:t xml:space="preserve">; </w:t>
-      </w:r>
-      <w:hyperlink r:id="rId110">
-        <w:r>
-          <w:rPr>
-            <w:lang w:val="sw_KE" w:bidi="sw_KE"/>
-          </w:rPr>
-          <w:rPr>
-            <w:color w:val="0000EE"/>
-            <w:u w:val="single"/>
-          </w:rPr>
-          <w:t>112:1–2</w:t>
-        </w:r>
-      </w:hyperlink>
-      <w:r>
-        <w:rPr>
-          <w:lang w:val="sw_KE" w:bidi="sw_KE"/>
-        </w:rPr>
-        <w:t xml:space="preserve">; </w:t>
-      </w:r>
-      <w:hyperlink r:id="rId111">
-        <w:r>
-          <w:rPr>
-            <w:lang w:val="sw_KE" w:bidi="sw_KE"/>
-          </w:rPr>
-          <w:rPr>
-            <w:color w:val="0000EE"/>
-            <w:u w:val="single"/>
-          </w:rPr>
-          <w:t>119:1–2</w:t>
-        </w:r>
-      </w:hyperlink>
-      <w:r>
-        <w:rPr>
-          <w:lang w:val="sw_KE" w:bidi="sw_KE"/>
-        </w:rPr>
-        <w:t xml:space="preserve">; </w:t>
-      </w:r>
-      <w:hyperlink r:id="rId112">
-        <w:r>
-          <w:rPr>
-            <w:lang w:val="sw_KE" w:bidi="sw_KE"/>
-          </w:rPr>
-          <w:rPr>
-            <w:color w:val="0000EE"/>
-            <w:u w:val="single"/>
-          </w:rPr>
-          <w:t>Mithali 8:32</w:t>
-        </w:r>
-      </w:hyperlink>
-      <w:r>
-        <w:rPr>
-          <w:lang w:val="sw_KE" w:bidi="sw_KE"/>
-        </w:rPr>
-        <w:t xml:space="preserve">; </w:t>
-      </w:r>
-      <w:hyperlink r:id="rId113">
-        <w:r>
-          <w:rPr>
-            <w:lang w:val="sw_KE" w:bidi="sw_KE"/>
-          </w:rPr>
-          <w:rPr>
-            <w:color w:val="0000EE"/>
-            <w:u w:val="single"/>
-          </w:rPr>
-          <w:t>Isaya 56:2</w:t>
-        </w:r>
-      </w:hyperlink>
+      <w:r>
+        <w:rPr>
+          <w:lang w:val="sw_KE" w:bidi="sw_KE"/>
+        </w:rPr>
+        <w:t>3–6</w:t>
+      </w:r>
+      <w:r>
+        <w:rPr>
+          <w:lang w:val="sw_KE" w:bidi="sw_KE"/>
+        </w:rPr>
+        <w:t xml:space="preserve">; </w:t>
+      </w:r>
+      <w:r>
+        <w:rPr>
+          <w:lang w:val="sw_KE" w:bidi="sw_KE"/>
+        </w:rPr>
+        <w:t>106:3</w:t>
+      </w:r>
+      <w:r>
+        <w:rPr>
+          <w:lang w:val="sw_KE" w:bidi="sw_KE"/>
+        </w:rPr>
+        <w:t xml:space="preserve">; </w:t>
+      </w:r>
+      <w:r>
+        <w:rPr>
+          <w:lang w:val="sw_KE" w:bidi="sw_KE"/>
+        </w:rPr>
+        <w:t>112:1–2</w:t>
+      </w:r>
+      <w:r>
+        <w:rPr>
+          <w:lang w:val="sw_KE" w:bidi="sw_KE"/>
+        </w:rPr>
+        <w:t xml:space="preserve">; </w:t>
+      </w:r>
+      <w:r>
+        <w:rPr>
+          <w:lang w:val="sw_KE" w:bidi="sw_KE"/>
+        </w:rPr>
+        <w:t>119:1–2</w:t>
+      </w:r>
+      <w:r>
+        <w:rPr>
+          <w:lang w:val="sw_KE" w:bidi="sw_KE"/>
+        </w:rPr>
+        <w:t xml:space="preserve">; </w:t>
+      </w:r>
+      <w:r>
+        <w:rPr>
+          <w:lang w:val="sw_KE" w:bidi="sw_KE"/>
+        </w:rPr>
+        <w:t>Mithali 8:32</w:t>
+      </w:r>
+      <w:r>
+        <w:rPr>
+          <w:lang w:val="sw_KE" w:bidi="sw_KE"/>
+        </w:rPr>
+        <w:t xml:space="preserve">; </w:t>
+      </w:r>
+      <w:r>
+        <w:rPr>
+          <w:lang w:val="sw_KE" w:bidi="sw_KE"/>
+        </w:rPr>
+        <w:t>Isaya 56:2</w:t>
+      </w:r>
       <w:r>
         <w:rPr>
           <w:lang w:val="sw_KE" w:bidi="sw_KE"/>
@@ -3222,216 +2442,144 @@
           <w:lang w:val="sw_KE" w:bidi="sw_KE"/>
         </w:rPr>
       </w:r>
-      <w:hyperlink r:id="rId114">
-        <w:r>
-          <w:rPr>
-            <w:lang w:val="sw_KE" w:bidi="sw_KE"/>
-          </w:rPr>
-          <w:rPr>
-            <w:color w:val="0000EE"/>
-            <w:u w:val="single"/>
-          </w:rPr>
-          <w:t>Zaburi 1:1–3</w:t>
-        </w:r>
-      </w:hyperlink>
-      <w:r>
-        <w:rPr>
-          <w:lang w:val="sw_KE" w:bidi="sw_KE"/>
-        </w:rPr>
-        <w:t xml:space="preserve">; </w:t>
-      </w:r>
-      <w:hyperlink r:id="rId109">
-        <w:r>
-          <w:rPr>
-            <w:lang w:val="sw_KE" w:bidi="sw_KE"/>
-          </w:rPr>
-          <w:rPr>
-            <w:color w:val="0000EE"/>
-            <w:u w:val="single"/>
-          </w:rPr>
-          <w:t>106:3</w:t>
-        </w:r>
-      </w:hyperlink>
-      <w:r>
-        <w:rPr>
-          <w:lang w:val="sw_KE" w:bidi="sw_KE"/>
-        </w:rPr>
-        <w:t xml:space="preserve">; </w:t>
-      </w:r>
-      <w:hyperlink r:id="rId110">
-        <w:r>
-          <w:rPr>
-            <w:lang w:val="sw_KE" w:bidi="sw_KE"/>
-          </w:rPr>
-          <w:rPr>
-            <w:color w:val="0000EE"/>
-            <w:u w:val="single"/>
-          </w:rPr>
-          <w:t>112:1–2</w:t>
-        </w:r>
-      </w:hyperlink>
-      <w:r>
-        <w:rPr>
-          <w:lang w:val="sw_KE" w:bidi="sw_KE"/>
-        </w:rPr>
-        <w:t xml:space="preserve">; </w:t>
-      </w:r>
-      <w:hyperlink r:id="rId111">
-        <w:r>
-          <w:rPr>
-            <w:lang w:val="sw_KE" w:bidi="sw_KE"/>
-          </w:rPr>
-          <w:rPr>
-            <w:color w:val="0000EE"/>
-            <w:u w:val="single"/>
-          </w:rPr>
-          <w:t>119:1–2</w:t>
-        </w:r>
-      </w:hyperlink>
-      <w:r>
-        <w:rPr>
-          <w:lang w:val="sw_KE" w:bidi="sw_KE"/>
-        </w:rPr>
-        <w:t xml:space="preserve">; </w:t>
-      </w:r>
-      <w:hyperlink r:id="rId115">
-        <w:r>
-          <w:rPr>
-            <w:lang w:val="sw_KE" w:bidi="sw_KE"/>
-          </w:rPr>
-          <w:rPr>
-            <w:color w:val="0000EE"/>
-            <w:u w:val="single"/>
-          </w:rPr>
-          <w:t>Isaya 56:1–2</w:t>
-        </w:r>
-      </w:hyperlink>
-      <w:r>
-        <w:rPr>
-          <w:lang w:val="sw_KE" w:bidi="sw_KE"/>
-        </w:rPr>
-        <w:t xml:space="preserve">; </w:t>
-      </w:r>
-      <w:hyperlink r:id="rId70">
-        <w:r>
-          <w:rPr>
-            <w:lang w:val="sw_KE" w:bidi="sw_KE"/>
-          </w:rPr>
-          <w:rPr>
-            <w:color w:val="0000EE"/>
-            <w:u w:val="single"/>
-          </w:rPr>
-          <w:t>Mathayo 5:3–12</w:t>
-        </w:r>
-      </w:hyperlink>
-      <w:r>
-        <w:rPr>
-          <w:lang w:val="sw_KE" w:bidi="sw_KE"/>
-        </w:rPr>
-        <w:t xml:space="preserve">; </w:t>
-      </w:r>
-      <w:hyperlink r:id="rId98">
-        <w:r>
-          <w:rPr>
-            <w:lang w:val="sw_KE" w:bidi="sw_KE"/>
-          </w:rPr>
-          <w:rPr>
-            <w:color w:val="0000EE"/>
-            <w:u w:val="single"/>
-          </w:rPr>
-          <w:t>11:6</w:t>
-        </w:r>
-      </w:hyperlink>
-      <w:r>
-        <w:rPr>
-          <w:lang w:val="sw_KE" w:bidi="sw_KE"/>
-        </w:rPr>
-        <w:t xml:space="preserve">; </w:t>
-      </w:r>
-      <w:hyperlink r:id="rId99">
-        <w:r>
-          <w:rPr>
-            <w:lang w:val="sw_KE" w:bidi="sw_KE"/>
-          </w:rPr>
-          <w:rPr>
-            <w:color w:val="0000EE"/>
-            <w:u w:val="single"/>
-          </w:rPr>
-          <w:t>13:16</w:t>
-        </w:r>
-      </w:hyperlink>
-      <w:r>
-        <w:rPr>
-          <w:lang w:val="sw_KE" w:bidi="sw_KE"/>
-        </w:rPr>
-        <w:t xml:space="preserve">; </w:t>
-      </w:r>
-      <w:hyperlink r:id="rId100">
-        <w:r>
-          <w:rPr>
-            <w:lang w:val="sw_KE" w:bidi="sw_KE"/>
-          </w:rPr>
-          <w:rPr>
-            <w:color w:val="0000EE"/>
-            <w:u w:val="single"/>
-          </w:rPr>
-          <w:t>16:17</w:t>
-        </w:r>
-      </w:hyperlink>
-      <w:r>
-        <w:rPr>
-          <w:lang w:val="sw_KE" w:bidi="sw_KE"/>
-        </w:rPr>
-        <w:t xml:space="preserve">; </w:t>
-      </w:r>
-      <w:hyperlink r:id="rId101">
-        <w:r>
-          <w:rPr>
-            <w:lang w:val="sw_KE" w:bidi="sw_KE"/>
-          </w:rPr>
-          <w:rPr>
-            <w:color w:val="0000EE"/>
-            <w:u w:val="single"/>
-          </w:rPr>
-          <w:t>24:46</w:t>
-        </w:r>
-      </w:hyperlink>
-      <w:r>
-        <w:rPr>
-          <w:lang w:val="sw_KE" w:bidi="sw_KE"/>
-        </w:rPr>
-        <w:t xml:space="preserve">; </w:t>
-      </w:r>
-      <w:hyperlink r:id="rId104">
-        <w:r>
-          <w:rPr>
-            <w:lang w:val="sw_KE" w:bidi="sw_KE"/>
-          </w:rPr>
-          <w:rPr>
-            <w:color w:val="0000EE"/>
-            <w:u w:val="single"/>
-          </w:rPr>
-          <w:t>25:34</w:t>
-        </w:r>
-      </w:hyperlink>
-      <w:r>
-        <w:rPr>
-          <w:lang w:val="sw_KE" w:bidi="sw_KE"/>
-        </w:rPr>
-        <w:t xml:space="preserve">; </w:t>
-      </w:r>
-      <w:hyperlink r:id="rId106">
-        <w:r>
-          <w:rPr>
-            <w:lang w:val="sw_KE" w:bidi="sw_KE"/>
-          </w:rPr>
-          <w:rPr>
-            <w:color w:val="0000EE"/>
-            <w:u w:val="single"/>
-          </w:rPr>
-          <w:t>Luka 6:20–26</w:t>
-        </w:r>
-      </w:hyperlink>
+      <w:r>
+        <w:rPr>
+          <w:lang w:val="sw_KE" w:bidi="sw_KE"/>
+        </w:rPr>
+        <w:t>Zaburi 1:1–3</w:t>
+      </w:r>
+      <w:r>
+        <w:rPr>
+          <w:lang w:val="sw_KE" w:bidi="sw_KE"/>
+        </w:rPr>
+        <w:t xml:space="preserve">; </w:t>
+      </w:r>
+      <w:r>
+        <w:rPr>
+          <w:lang w:val="sw_KE" w:bidi="sw_KE"/>
+        </w:rPr>
+        <w:t>106:3</w:t>
+      </w:r>
+      <w:r>
+        <w:rPr>
+          <w:lang w:val="sw_KE" w:bidi="sw_KE"/>
+        </w:rPr>
+        <w:t xml:space="preserve">; </w:t>
+      </w:r>
+      <w:r>
+        <w:rPr>
+          <w:lang w:val="sw_KE" w:bidi="sw_KE"/>
+        </w:rPr>
+        <w:t>112:1–2</w:t>
+      </w:r>
+      <w:r>
+        <w:rPr>
+          <w:lang w:val="sw_KE" w:bidi="sw_KE"/>
+        </w:rPr>
+        <w:t xml:space="preserve">; </w:t>
+      </w:r>
+      <w:r>
+        <w:rPr>
+          <w:lang w:val="sw_KE" w:bidi="sw_KE"/>
+        </w:rPr>
+        <w:t>119:1–2</w:t>
+      </w:r>
+      <w:r>
+        <w:rPr>
+          <w:lang w:val="sw_KE" w:bidi="sw_KE"/>
+        </w:rPr>
+        <w:t xml:space="preserve">; </w:t>
+      </w:r>
+      <w:r>
+        <w:rPr>
+          <w:lang w:val="sw_KE" w:bidi="sw_KE"/>
+        </w:rPr>
+        <w:t>Isaya 56:1–2</w:t>
+      </w:r>
+      <w:r>
+        <w:rPr>
+          <w:lang w:val="sw_KE" w:bidi="sw_KE"/>
+        </w:rPr>
+        <w:t xml:space="preserve">; </w:t>
+      </w:r>
+      <w:r>
+        <w:rPr>
+          <w:lang w:val="sw_KE" w:bidi="sw_KE"/>
+        </w:rPr>
+        <w:t>Mathayo 5:3–12</w:t>
+      </w:r>
+      <w:r>
+        <w:rPr>
+          <w:lang w:val="sw_KE" w:bidi="sw_KE"/>
+        </w:rPr>
+        <w:t xml:space="preserve">; </w:t>
+      </w:r>
+      <w:r>
+        <w:rPr>
+          <w:lang w:val="sw_KE" w:bidi="sw_KE"/>
+        </w:rPr>
+        <w:t>11:6</w:t>
+      </w:r>
+      <w:r>
+        <w:rPr>
+          <w:lang w:val="sw_KE" w:bidi="sw_KE"/>
+        </w:rPr>
+        <w:t xml:space="preserve">; </w:t>
+      </w:r>
+      <w:r>
+        <w:rPr>
+          <w:lang w:val="sw_KE" w:bidi="sw_KE"/>
+        </w:rPr>
+        <w:t>13:16</w:t>
+      </w:r>
+      <w:r>
+        <w:rPr>
+          <w:lang w:val="sw_KE" w:bidi="sw_KE"/>
+        </w:rPr>
+        <w:t xml:space="preserve">; </w:t>
+      </w:r>
+      <w:r>
+        <w:rPr>
+          <w:lang w:val="sw_KE" w:bidi="sw_KE"/>
+        </w:rPr>
+        <w:t>16:17</w:t>
+      </w:r>
+      <w:r>
+        <w:rPr>
+          <w:lang w:val="sw_KE" w:bidi="sw_KE"/>
+        </w:rPr>
+        <w:t xml:space="preserve">; </w:t>
+      </w:r>
+      <w:r>
+        <w:rPr>
+          <w:lang w:val="sw_KE" w:bidi="sw_KE"/>
+        </w:rPr>
+        <w:t>24:46</w:t>
+      </w:r>
+      <w:r>
+        <w:rPr>
+          <w:lang w:val="sw_KE" w:bidi="sw_KE"/>
+        </w:rPr>
+        <w:t xml:space="preserve">; </w:t>
+      </w:r>
+      <w:r>
+        <w:rPr>
+          <w:lang w:val="sw_KE" w:bidi="sw_KE"/>
+        </w:rPr>
+        <w:t>25:34</w:t>
+      </w:r>
+      <w:r>
+        <w:rPr>
+          <w:lang w:val="sw_KE" w:bidi="sw_KE"/>
+        </w:rPr>
+        <w:t xml:space="preserve">; </w:t>
+      </w:r>
+      <w:r>
+        <w:rPr>
+          <w:lang w:val="sw_KE" w:bidi="sw_KE"/>
+        </w:rPr>
+        <w:t>Luka 6:20–26</w:t>
+      </w:r>
       <w:r>
         <w:rPr>
           <w:lang w:val="sw_KE" w:bidi="sw_KE"/>
@@ -3480,36 +2628,24 @@
         </w:rPr>
         <w:t>Kwenye barua kwa makanisa saba ya Asia, mtume Yohana anatumia mtindo wa kifasihi (</w:t>
       </w:r>
-      <w:hyperlink r:id="rId116">
-        <w:r>
-          <w:rPr>
-            <w:lang w:val="sw_KE" w:bidi="sw_KE"/>
-          </w:rPr>
-          <w:rPr>
-            <w:color w:val="0000EE"/>
-            <w:u w:val="single"/>
-          </w:rPr>
-          <w:t>Ufunuo 2–3</w:t>
-        </w:r>
-      </w:hyperlink>
+      <w:r>
+        <w:rPr>
+          <w:lang w:val="sw_KE" w:bidi="sw_KE"/>
+        </w:rPr>
+        <w:t>Ufunuo 2–3</w:t>
+      </w:r>
       <w:r>
         <w:rPr>
           <w:lang w:val="sw_KE" w:bidi="sw_KE"/>
         </w:rPr>
         <w:t>). Kila barua huanza na anwani kwa “malaika wa kanisa” katika mji maalum. Kisha inataja kipengele cha mwonekano wa Yesu kutoka kwenye maono ya "Mwana wa Mtu" (</w:t>
       </w:r>
-      <w:hyperlink r:id="rId117">
-        <w:r>
-          <w:rPr>
-            <w:lang w:val="sw_KE" w:bidi="sw_KE"/>
-          </w:rPr>
-          <w:rPr>
-            <w:color w:val="0000EE"/>
-            <w:u w:val="single"/>
-          </w:rPr>
-          <w:t>1:12–18</w:t>
-        </w:r>
-      </w:hyperlink>
+      <w:r>
+        <w:rPr>
+          <w:lang w:val="sw_KE" w:bidi="sw_KE"/>
+        </w:rPr>
+        <w:t>1:12–18</w:t>
+      </w:r>
       <w:r>
         <w:rPr>
           <w:lang w:val="sw_KE" w:bidi="sw_KE"/>
@@ -3581,18 +2717,12 @@
           <w:lang w:val="sw_KE" w:bidi="sw_KE"/>
         </w:rPr>
       </w:r>
-      <w:hyperlink r:id="rId116">
-        <w:r>
-          <w:rPr>
-            <w:lang w:val="sw_KE" w:bidi="sw_KE"/>
-          </w:rPr>
-          <w:rPr>
-            <w:color w:val="0000EE"/>
-            <w:u w:val="single"/>
-          </w:rPr>
-          <w:t>Ufunuo 2:1–3:22</w:t>
-        </w:r>
-      </w:hyperlink>
+      <w:r>
+        <w:rPr>
+          <w:lang w:val="sw_KE" w:bidi="sw_KE"/>
+        </w:rPr>
+        <w:t>Ufunuo 2:1–3:22</w:t>
+      </w:r>
       <w:r>
         <w:rPr>
           <w:lang w:val="sw_KE" w:bidi="sw_KE"/>
@@ -3655,54 +2785,36 @@
         </w:rPr>
         <w:t xml:space="preserve">Manabii wa Agano la Kale walisema kwamba Bwana Mungu wa Israeli aliwachagua wafalme au watawala wa kila taifa. Mungu aliwawajibisha watawala kwa maadili ya sera zao na jinsi walivyozitekeleza. Wazo hili linaonekana wazi katika </w:t>
       </w:r>
-      <w:hyperlink r:id="rId118">
-        <w:r>
-          <w:rPr>
-            <w:lang w:val="sw_KE" w:bidi="sw_KE"/>
-          </w:rPr>
-          <w:rPr>
-            <w:color w:val="0000EE"/>
-            <w:u w:val="single"/>
-          </w:rPr>
-          <w:t>Yeremia 18</w:t>
-        </w:r>
-      </w:hyperlink>
+      <w:r>
+        <w:rPr>
+          <w:lang w:val="sw_KE" w:bidi="sw_KE"/>
+        </w:rPr>
+        <w:t>Yeremia 18</w:t>
+      </w:r>
       <w:r>
         <w:rPr>
           <w:lang w:val="sw_KE" w:bidi="sw_KE"/>
         </w:rPr>
         <w:t xml:space="preserve">, </w:t>
       </w:r>
-      <w:hyperlink r:id="rId119">
-        <w:r>
-          <w:rPr>
-            <w:lang w:val="sw_KE" w:bidi="sw_KE"/>
-          </w:rPr>
-          <w:rPr>
-            <w:color w:val="0000EE"/>
-            <w:u w:val="single"/>
-          </w:rPr>
-          <w:t>25</w:t>
-        </w:r>
-      </w:hyperlink>
+      <w:r>
+        <w:rPr>
+          <w:lang w:val="sw_KE" w:bidi="sw_KE"/>
+        </w:rPr>
+        <w:t>25</w:t>
+      </w:r>
       <w:r>
         <w:rPr>
           <w:lang w:val="sw_KE" w:bidi="sw_KE"/>
         </w:rPr>
         <w:t xml:space="preserve">, na </w:t>
       </w:r>
-      <w:hyperlink r:id="rId120">
-        <w:r>
-          <w:rPr>
-            <w:lang w:val="sw_KE" w:bidi="sw_KE"/>
-          </w:rPr>
-          <w:rPr>
-            <w:color w:val="0000EE"/>
-            <w:u w:val="single"/>
-          </w:rPr>
-          <w:t>46–51</w:t>
-        </w:r>
-      </w:hyperlink>
+      <w:r>
+        <w:rPr>
+          <w:lang w:val="sw_KE" w:bidi="sw_KE"/>
+        </w:rPr>
+        <w:t>46–51</w:t>
+      </w:r>
       <w:r>
         <w:rPr>
           <w:lang w:val="sw_KE" w:bidi="sw_KE"/>
@@ -3723,18 +2835,12 @@
         </w:rPr>
         <w:t xml:space="preserve">Mataifa ambayo hayakumtambua Mungu wa kweli yangekumbana na hukumu kali. Kwa baadhi ya mataifa, Mungu anaahidi kwamba kikundi kidogo (kinachoitwa mabaki) kingepona (tazama </w:t>
       </w:r>
-      <w:hyperlink r:id="rId120">
-        <w:r>
-          <w:rPr>
-            <w:lang w:val="sw_KE" w:bidi="sw_KE"/>
-          </w:rPr>
-          <w:rPr>
-            <w:color w:val="0000EE"/>
-            <w:u w:val="single"/>
-          </w:rPr>
-          <w:t>Yeremia 46–51</w:t>
-        </w:r>
-      </w:hyperlink>
+      <w:r>
+        <w:rPr>
+          <w:lang w:val="sw_KE" w:bidi="sw_KE"/>
+        </w:rPr>
+        <w:t>Yeremia 46–51</w:t>
+      </w:r>
       <w:r>
         <w:rPr>
           <w:lang w:val="sw_KE" w:bidi="sw_KE"/>
@@ -3755,18 +2861,12 @@
         </w:rPr>
         <w:t>Bwana anataka watu kutoka kila taifa wamgeukie na kumfuata kwa mioyo ya dhati na kujitolea kikamilifu. Daima ametaka watu wote waishi maisha ya haki na wapate furaha ya kumwabudu kwa kweli. Kitabu cha Ufunuo kinaelezea watu kutoka kila taifa, kabila, na lugha wakimwabudu Mungu katika siku zijazo (</w:t>
       </w:r>
-      <w:hyperlink r:id="rId121">
-        <w:r>
-          <w:rPr>
-            <w:lang w:val="sw_KE" w:bidi="sw_KE"/>
-          </w:rPr>
-          <w:rPr>
-            <w:color w:val="0000EE"/>
-            <w:u w:val="single"/>
-          </w:rPr>
-          <w:t>Ufunuo 7:9–10</w:t>
-        </w:r>
-      </w:hyperlink>
+      <w:r>
+        <w:rPr>
+          <w:lang w:val="sw_KE" w:bidi="sw_KE"/>
+        </w:rPr>
+        <w:t>Ufunuo 7:9–10</w:t>
+      </w:r>
       <w:r>
         <w:rPr>
           <w:lang w:val="sw_KE" w:bidi="sw_KE"/>
@@ -3796,216 +2896,144 @@
           <w:lang w:val="sw_KE" w:bidi="sw_KE"/>
         </w:rPr>
       </w:r>
-      <w:hyperlink r:id="rId122">
-        <w:r>
-          <w:rPr>
-            <w:lang w:val="sw_KE" w:bidi="sw_KE"/>
-          </w:rPr>
-          <w:rPr>
-            <w:color w:val="0000EE"/>
-            <w:u w:val="single"/>
-          </w:rPr>
-          <w:t>Kutoka 8:20–22</w:t>
-        </w:r>
-      </w:hyperlink>
-      <w:r>
-        <w:rPr>
-          <w:lang w:val="sw_KE" w:bidi="sw_KE"/>
-        </w:rPr>
-        <w:t xml:space="preserve">; </w:t>
-      </w:r>
-      <w:hyperlink r:id="rId123">
-        <w:r>
-          <w:rPr>
-            <w:lang w:val="sw_KE" w:bidi="sw_KE"/>
-          </w:rPr>
-          <w:rPr>
-            <w:color w:val="0000EE"/>
-            <w:u w:val="single"/>
-          </w:rPr>
-          <w:t>9:29</w:t>
-        </w:r>
-      </w:hyperlink>
-      <w:r>
-        <w:rPr>
-          <w:lang w:val="sw_KE" w:bidi="sw_KE"/>
-        </w:rPr>
-        <w:t xml:space="preserve">; </w:t>
-      </w:r>
-      <w:hyperlink r:id="rId124">
-        <w:r>
-          <w:rPr>
-            <w:lang w:val="sw_KE" w:bidi="sw_KE"/>
-          </w:rPr>
-          <w:rPr>
-            <w:color w:val="0000EE"/>
-            <w:u w:val="single"/>
-          </w:rPr>
-          <w:t>2 Wafalme 19:22–37</w:t>
-        </w:r>
-      </w:hyperlink>
-      <w:r>
-        <w:rPr>
-          <w:lang w:val="sw_KE" w:bidi="sw_KE"/>
-        </w:rPr>
-        <w:t xml:space="preserve">; </w:t>
-      </w:r>
-      <w:hyperlink r:id="rId125">
-        <w:r>
-          <w:rPr>
-            <w:lang w:val="sw_KE" w:bidi="sw_KE"/>
-          </w:rPr>
-          <w:rPr>
-            <w:color w:val="0000EE"/>
-            <w:u w:val="single"/>
-          </w:rPr>
-          <w:t>Yeremia 18:5–11</w:t>
-        </w:r>
-      </w:hyperlink>
-      <w:r>
-        <w:rPr>
-          <w:lang w:val="sw_KE" w:bidi="sw_KE"/>
-        </w:rPr>
-        <w:t xml:space="preserve">; </w:t>
-      </w:r>
-      <w:hyperlink r:id="rId126">
-        <w:r>
-          <w:rPr>
-            <w:lang w:val="sw_KE" w:bidi="sw_KE"/>
-          </w:rPr>
-          <w:rPr>
-            <w:color w:val="0000EE"/>
-            <w:u w:val="single"/>
-          </w:rPr>
-          <w:t>25:15–29</w:t>
-        </w:r>
-      </w:hyperlink>
-      <w:r>
-        <w:rPr>
-          <w:lang w:val="sw_KE" w:bidi="sw_KE"/>
-        </w:rPr>
-        <w:t xml:space="preserve">; </w:t>
-      </w:r>
-      <w:hyperlink r:id="rId120">
-        <w:r>
-          <w:rPr>
-            <w:lang w:val="sw_KE" w:bidi="sw_KE"/>
-          </w:rPr>
-          <w:rPr>
-            <w:color w:val="0000EE"/>
-            <w:u w:val="single"/>
-          </w:rPr>
-          <w:t>46:1–51:64</w:t>
-        </w:r>
-      </w:hyperlink>
-      <w:r>
-        <w:rPr>
-          <w:lang w:val="sw_KE" w:bidi="sw_KE"/>
-        </w:rPr>
-        <w:t xml:space="preserve">; </w:t>
-      </w:r>
-      <w:hyperlink r:id="rId127">
-        <w:r>
-          <w:rPr>
-            <w:lang w:val="sw_KE" w:bidi="sw_KE"/>
-          </w:rPr>
-          <w:rPr>
-            <w:color w:val="0000EE"/>
-            <w:u w:val="single"/>
-          </w:rPr>
-          <w:t>Danieli 2:19–21</w:t>
-        </w:r>
-      </w:hyperlink>
-      <w:r>
-        <w:rPr>
-          <w:lang w:val="sw_KE" w:bidi="sw_KE"/>
-        </w:rPr>
-        <w:t xml:space="preserve">; </w:t>
-      </w:r>
-      <w:hyperlink r:id="rId128">
-        <w:r>
-          <w:rPr>
-            <w:lang w:val="sw_KE" w:bidi="sw_KE"/>
-          </w:rPr>
-          <w:rPr>
-            <w:color w:val="0000EE"/>
-            <w:u w:val="single"/>
-          </w:rPr>
-          <w:t>4:34–37</w:t>
-        </w:r>
-      </w:hyperlink>
-      <w:r>
-        <w:rPr>
-          <w:lang w:val="sw_KE" w:bidi="sw_KE"/>
-        </w:rPr>
-        <w:t xml:space="preserve">; </w:t>
-      </w:r>
-      <w:hyperlink r:id="rId129">
-        <w:r>
-          <w:rPr>
-            <w:lang w:val="sw_KE" w:bidi="sw_KE"/>
-          </w:rPr>
-          <w:rPr>
-            <w:color w:val="0000EE"/>
-            <w:u w:val="single"/>
-          </w:rPr>
-          <w:t>Hagai 2:7</w:t>
-        </w:r>
-      </w:hyperlink>
-      <w:r>
-        <w:rPr>
-          <w:lang w:val="sw_KE" w:bidi="sw_KE"/>
-        </w:rPr>
-        <w:t xml:space="preserve">; </w:t>
-      </w:r>
-      <w:hyperlink r:id="rId130">
-        <w:r>
-          <w:rPr>
-            <w:lang w:val="sw_KE" w:bidi="sw_KE"/>
-          </w:rPr>
-          <w:rPr>
-            <w:color w:val="0000EE"/>
-            <w:u w:val="single"/>
-          </w:rPr>
-          <w:t>Mathayo 28:18–20</w:t>
-        </w:r>
-      </w:hyperlink>
-      <w:r>
-        <w:rPr>
-          <w:lang w:val="sw_KE" w:bidi="sw_KE"/>
-        </w:rPr>
-        <w:t xml:space="preserve">; </w:t>
-      </w:r>
-      <w:hyperlink r:id="rId131">
-        <w:r>
-          <w:rPr>
-            <w:lang w:val="sw_KE" w:bidi="sw_KE"/>
-          </w:rPr>
-          <w:rPr>
-            <w:color w:val="0000EE"/>
-            <w:u w:val="single"/>
-          </w:rPr>
-          <w:t>Matendo 12:21–23</w:t>
-        </w:r>
-      </w:hyperlink>
-      <w:r>
-        <w:rPr>
-          <w:lang w:val="sw_KE" w:bidi="sw_KE"/>
-        </w:rPr>
-        <w:t xml:space="preserve">; </w:t>
-      </w:r>
-      <w:hyperlink r:id="rId132">
-        <w:r>
-          <w:rPr>
-            <w:lang w:val="sw_KE" w:bidi="sw_KE"/>
-          </w:rPr>
-          <w:rPr>
-            <w:color w:val="0000EE"/>
-            <w:u w:val="single"/>
-          </w:rPr>
-          <w:t>Warumi 13:1–7</w:t>
-        </w:r>
-      </w:hyperlink>
+      <w:r>
+        <w:rPr>
+          <w:lang w:val="sw_KE" w:bidi="sw_KE"/>
+        </w:rPr>
+        <w:t>Kutoka 8:20–22</w:t>
+      </w:r>
+      <w:r>
+        <w:rPr>
+          <w:lang w:val="sw_KE" w:bidi="sw_KE"/>
+        </w:rPr>
+        <w:t xml:space="preserve">; </w:t>
+      </w:r>
+      <w:r>
+        <w:rPr>
+          <w:lang w:val="sw_KE" w:bidi="sw_KE"/>
+        </w:rPr>
+        <w:t>9:29</w:t>
+      </w:r>
+      <w:r>
+        <w:rPr>
+          <w:lang w:val="sw_KE" w:bidi="sw_KE"/>
+        </w:rPr>
+        <w:t xml:space="preserve">; </w:t>
+      </w:r>
+      <w:r>
+        <w:rPr>
+          <w:lang w:val="sw_KE" w:bidi="sw_KE"/>
+        </w:rPr>
+        <w:t>2 Wafalme 19:22–37</w:t>
+      </w:r>
+      <w:r>
+        <w:rPr>
+          <w:lang w:val="sw_KE" w:bidi="sw_KE"/>
+        </w:rPr>
+        <w:t xml:space="preserve">; </w:t>
+      </w:r>
+      <w:r>
+        <w:rPr>
+          <w:lang w:val="sw_KE" w:bidi="sw_KE"/>
+        </w:rPr>
+        <w:t>Yeremia 18:5–11</w:t>
+      </w:r>
+      <w:r>
+        <w:rPr>
+          <w:lang w:val="sw_KE" w:bidi="sw_KE"/>
+        </w:rPr>
+        <w:t xml:space="preserve">; </w:t>
+      </w:r>
+      <w:r>
+        <w:rPr>
+          <w:lang w:val="sw_KE" w:bidi="sw_KE"/>
+        </w:rPr>
+        <w:t>25:15–29</w:t>
+      </w:r>
+      <w:r>
+        <w:rPr>
+          <w:lang w:val="sw_KE" w:bidi="sw_KE"/>
+        </w:rPr>
+        <w:t xml:space="preserve">; </w:t>
+      </w:r>
+      <w:r>
+        <w:rPr>
+          <w:lang w:val="sw_KE" w:bidi="sw_KE"/>
+        </w:rPr>
+        <w:t>46:1–51:64</w:t>
+      </w:r>
+      <w:r>
+        <w:rPr>
+          <w:lang w:val="sw_KE" w:bidi="sw_KE"/>
+        </w:rPr>
+        <w:t xml:space="preserve">; </w:t>
+      </w:r>
+      <w:r>
+        <w:rPr>
+          <w:lang w:val="sw_KE" w:bidi="sw_KE"/>
+        </w:rPr>
+        <w:t>Danieli 2:19–21</w:t>
+      </w:r>
+      <w:r>
+        <w:rPr>
+          <w:lang w:val="sw_KE" w:bidi="sw_KE"/>
+        </w:rPr>
+        <w:t xml:space="preserve">; </w:t>
+      </w:r>
+      <w:r>
+        <w:rPr>
+          <w:lang w:val="sw_KE" w:bidi="sw_KE"/>
+        </w:rPr>
+        <w:t>4:34–37</w:t>
+      </w:r>
+      <w:r>
+        <w:rPr>
+          <w:lang w:val="sw_KE" w:bidi="sw_KE"/>
+        </w:rPr>
+        <w:t xml:space="preserve">; </w:t>
+      </w:r>
+      <w:r>
+        <w:rPr>
+          <w:lang w:val="sw_KE" w:bidi="sw_KE"/>
+        </w:rPr>
+        <w:t>Hagai 2:7</w:t>
+      </w:r>
+      <w:r>
+        <w:rPr>
+          <w:lang w:val="sw_KE" w:bidi="sw_KE"/>
+        </w:rPr>
+        <w:t xml:space="preserve">; </w:t>
+      </w:r>
+      <w:r>
+        <w:rPr>
+          <w:lang w:val="sw_KE" w:bidi="sw_KE"/>
+        </w:rPr>
+        <w:t>Mathayo 28:18–20</w:t>
+      </w:r>
+      <w:r>
+        <w:rPr>
+          <w:lang w:val="sw_KE" w:bidi="sw_KE"/>
+        </w:rPr>
+        <w:t xml:space="preserve">; </w:t>
+      </w:r>
+      <w:r>
+        <w:rPr>
+          <w:lang w:val="sw_KE" w:bidi="sw_KE"/>
+        </w:rPr>
+        <w:t>Matendo 12:21–23</w:t>
+      </w:r>
+      <w:r>
+        <w:rPr>
+          <w:lang w:val="sw_KE" w:bidi="sw_KE"/>
+        </w:rPr>
+        <w:t xml:space="preserve">; </w:t>
+      </w:r>
+      <w:r>
+        <w:rPr>
+          <w:lang w:val="sw_KE" w:bidi="sw_KE"/>
+        </w:rPr>
+        <w:t>Warumi 13:1–7</w:t>
+      </w:r>
       <w:r>
         <w:rPr>
           <w:lang w:val="sw_KE" w:bidi="sw_KE"/>
